--- a/Report Stage 2.docx
+++ b/Report Stage 2.docx
@@ -401,7 +401,7 @@
           <w:sz w:val="18"/>
           <w:szCs w:val="18"/>
         </w:rPr>
-        <w:t>org</w:t>
+        <w:t>edu.au</w:t>
       </w:r>
     </w:p>
     <w:p>
@@ -540,16 +540,8 @@
         <w:t xml:space="preserve">— </w:t>
       </w:r>
       <w:r>
-        <w:t xml:space="preserve">We present a controlled study of diffusion-based synthetic data augmentation for image classification in a low-data regime. Using Tiny ImageNet (200 classes, 64x64 images) with only 5% of training data (25 images per class), we investigate whether synthetic images generated by Stable Diffusion v1.5 can recover performance lost due to data scarcity, and whether such recovery reflects genuine representation improvement. We construct four pipelines: Baseline (5% real data), Uniform DiffusionBoost (5% real plus uniformly allocated synthetic images at 5x, 10x, and 15x budgets), Adaptive DiffusionBoost (class-dependent synthetic allocation using hard-class, uncertainty-based, and predicted-utility policies), and Ceiling (100% real data). Our experiments reveal a paradox: synthetic augmentation at 5x budget improves Top-1 accuracy by 2.21 percentage points over baseline (51.65% vs 49.44%), but performance saturates and slightly degrades at higher synthetic ratios (10x: 49.98%, 15x: 49.85%). Adaptive allocation policies at 15x budget do not meaningfully outperform uniform allocation at the same budget, suggesting that the synthetic data signal itself — not its distribution across classes — is the binding constraint. The ceiling model achieves 70.99%, leaving a 21.55 percentage point gap that synthetic augmentation recovers at most 10.3% of. We provide multi-axis evaluation across accuracy, calibration (ECE), corruption robustness, and representation geometry (linear probing, eigenvalue spectra), demonstrating that synthetic data improves feature quality but cannot substitute for real data diversity. These findings reframe synthetic augmentation as a limited but measurable tool in low-data regimes, where the dose-response relationship exhibits clear diminishing </w:t>
-      </w:r>
-      <w:proofErr w:type="gramStart"/>
-      <w:r>
-        <w:t>returns.</w:t>
-      </w:r>
-      <w:r>
-        <w:t>.</w:t>
-      </w:r>
-      <w:proofErr w:type="gramEnd"/>
+        <w:t>We present a controlled study of diffusion-based synthetic data augmentation in a low-data image classification regime. Using Tiny ImageNet with 5% training data, we evaluate whether synthetic images generated by Stable Diffusion can recover performance and improve representation quality. We introduce a dose–response framework comparing Baseline, Uniform DiffusionBoost (5×, 10×, 15×), Adaptive DiffusionBoost, and a full-data Ceiling. Results show a non-monotonic scaling law: moderate synthetic augmentation improves accuracy (+2.21 pp at 5×), while larger budgets saturate or degrade performance. Adaptive allocation provides no significant advantage over uniform allocation, indicating that synthetic data quality, not distribution, is the limiting factor. Multi-axis evaluation across accuracy, calibration, robustness, and representation geometry reveals that synthetic data improves feature structure but cannot substitute real data diversity. These findings formalize the GenAI augmentation paradox and position synthetic data as a limited but measurable tool in low-data regimes.</w:t>
+      </w:r>
       <w:r>
         <w:t xml:space="preserve"> </w:t>
       </w:r>
@@ -606,21 +598,7 @@
         <w:rPr>
           <w:lang w:val="en-US"/>
         </w:rPr>
-        <w:t xml:space="preserve">Deep image classification models require large, diverse training sets to </w:t>
-      </w:r>
-      <w:proofErr w:type="spellStart"/>
-      <w:r>
-        <w:rPr>
-          <w:lang w:val="en-US"/>
-        </w:rPr>
-        <w:t>generalise</w:t>
-      </w:r>
-      <w:proofErr w:type="spellEnd"/>
-      <w:r>
-        <w:rPr>
-          <w:lang w:val="en-US"/>
-        </w:rPr>
-        <w:t xml:space="preserve"> well. In many practical applications — medical imaging, rare species identification, industrial defect detection — labelled data is scarce. Transfer learning from ImageNet-pretrained models partially addresses this problem, but fine-tuning on very small datasets still leads to overfitting, miscalibration, and fragile representations. The advent of high-quality text-to-image diffusion models has introduced a compelling hypothesis: synthetic images generated from pretrained generative models could supplement scarce real data, recovering some of the performance lost due to data scarcity.</w:t>
+        <w:t>Deep image classification models require large and diverse training data to generalize effectively. In low-data settings, fine-tuning pretrained models often leads to overfitting, poor calibration, and unstable representations. Recent advances in text-to-image diffusion models introduce a compelling hypothesis: synthetic images can supplement limited real data and recover performance.</w:t>
       </w:r>
     </w:p>
     <w:p>
@@ -634,81 +612,122 @@
         <w:rPr>
           <w:lang w:val="en-US"/>
         </w:rPr>
-        <w:t>This hypothesis has received considerable attention. Azizi et al. [4] demonstrated that synthetic images from diffusion models improve ImageNet classification accuracy when combined with real data. Trabucco et al. [6] showed that diffusion-based augmentations generate semantically meaningful variations that improve few-shot learning. However, most prior work evaluates synthetic augmentation at a single budget level, treats all classes uniformly, and measures success primarily through aggregate accuracy. Several critical questions remain unanswered: Does synthetic data provide genuine representation improvement, or does it merely smooth decision boundaries? Is there an optimal synthetic-to-real ratio, or does more synthetic data always help? And does class-aware allocation of synthetic budget outperform uniform allocation?</w:t>
+        <w:t>Prior work shows that diffusion-generated images can improve classification when combined with real data, and that semantically meaningful augmentations benefit few-shot learning. However, existing studies typically evaluate a single synthetic budget, apply uniform augmentation across classes, and measure success primarily through aggregate accuracy. As a result, key questions remain unresolved: whether synthetic data provides genuine representation improvement, whether performance scales monotonically with synthetic volume, and whether class-aware allocation strategies offer advantages over uniform augmentation.</w:t>
       </w:r>
     </w:p>
     <w:p>
       <w:pPr>
         <w:pStyle w:val="BodyText"/>
-        <w:ind w:firstLine="0pt"/>
-      </w:pPr>
-      <w:r>
-        <w:rPr>
-          <w:lang w:val="en-US"/>
-        </w:rPr>
-        <w:t>We address these questions through a controlled experimental study on Tiny ImageNet in a simulated low-data regime. We retain only 5% of the training data (25 images per class, 5,000 total) and generate synthetic images using Stable Diffusion v1.5, caching up to 375 synthetic images per class (75,000 total). We define four experimental pipelines</w:t>
-      </w:r>
-      <w:r>
-        <w:rPr>
-          <w:lang w:val="en-US"/>
-        </w:rPr>
-        <w:t xml:space="preserve"> </w:t>
-      </w:r>
-      <w:proofErr w:type="gramStart"/>
-      <w:r>
-        <w:t>evaluation</w:t>
-      </w:r>
-      <w:proofErr w:type="gramEnd"/>
-      <w:r>
-        <w:t>:</w:t>
+        <w:rPr>
+          <w:lang w:val="en-US"/>
+        </w:rPr>
+      </w:pPr>
+      <w:r>
+        <w:rPr>
+          <w:lang w:val="en-US"/>
+        </w:rPr>
+        <w:t xml:space="preserve">We address these questions through a controlled study on Tiny ImageNet under a 5% data regime (25 images per class). Synthetic images are generated using Stable Diffusion and incorporated under four pipelines: Baseline (real data only), </w:t>
+      </w:r>
+      <w:r>
+        <w:rPr>
+          <w:lang w:val="en-US"/>
+        </w:rPr>
+        <w:t>Uniform DiffusionBoost (5×, 10×, 15× synthetic budgets), Adaptive DiffusionBoost (class-aware allocation at fixed budget), and a full-data Ceiling model.</w:t>
       </w:r>
     </w:p>
     <w:p>
       <w:pPr>
         <w:pStyle w:val="BodyText"/>
-        <w:numPr>
-          <w:ilvl w:val="0"/>
-          <w:numId w:val="28"/>
-        </w:numPr>
-      </w:pPr>
-      <w:r>
-        <w:t>Baseline: ResNet-18 (or MobileNetV3-Small) fine-tuned on 5% real data only.</w:t>
+        <w:rPr>
+          <w:lang w:val="en-US"/>
+        </w:rPr>
+      </w:pPr>
+      <w:r>
+        <w:rPr>
+          <w:lang w:val="en-US"/>
+        </w:rPr>
+        <w:t>This work introduces a dose–response framework for synthetic data augmentation. We show that synthetic data provides measurable gains at moderate scale (+2.21 pp at 5×), but exhibits clear saturation beyond this point, with higher budgets yielding no improvement or slight degradation. Adaptive allocation strategies provide no consistent advantage over uniform allocation, indicating that synthetic data quality—not distribution—is the limiting factor. Multi-axis evaluation further shows that while synthetic data improves representation structure, it cannot substitute for real data diversity in low-data regimes.</w:t>
+      </w:r>
+    </w:p>
+    <w:p>
+      <w:pPr>
+        <w:pStyle w:val="Heading1"/>
+      </w:pPr>
+      <w:r>
+        <w:t>Related Work</w:t>
       </w:r>
     </w:p>
     <w:p>
       <w:pPr>
         <w:pStyle w:val="BodyText"/>
-        <w:numPr>
-          <w:ilvl w:val="0"/>
-          <w:numId w:val="28"/>
-        </w:numPr>
-      </w:pPr>
-      <w:r>
-        <w:t>Uniform DiffusionBoost: The same backbone fine-tuned on 5% real data plus uniformly allocated synthetic images, tested at three budget levels (5x, 10x, 15x per class).</w:t>
+        <w:rPr>
+          <w:lang w:val="en-US"/>
+        </w:rPr>
+      </w:pPr>
+      <w:r>
+        <w:rPr>
+          <w:lang w:val="en-US"/>
+        </w:rPr>
+        <w:t>Low-data image classification lies at the intersection of representation learning, data efficiency, and robustness. Pretrained convolutional backbones remain fundamental in this setting, as they provide transferable features prior to any augmentation. Residual learning established ResNet as a stable high-capacity architecture by enabling deep optimization through identity shortcuts [1], while MobileNetV3 extends this paradigm toward efficient deployment via hardware-aware design and lightweight modules [2]. These architectures serve as complementary evaluation backbones in this work rather than mere implementation choices.</w:t>
       </w:r>
     </w:p>
     <w:p>
       <w:pPr>
         <w:pStyle w:val="BodyText"/>
-        <w:numPr>
-          <w:ilvl w:val="0"/>
-          <w:numId w:val="28"/>
-        </w:numPr>
-      </w:pPr>
-      <w:r>
-        <w:t>Adaptive DiffusionBoost: The same total synthetic budget as Uniform 15x, redistributed across classes according to one of three allocation policies: hard-class (proportional to baseline error), uncertainty-based (proportional to prediction entropy), or predicted-utility (ridge regression on class-level diagnostics).</w:t>
+        <w:rPr>
+          <w:lang w:val="en-US"/>
+        </w:rPr>
+      </w:pPr>
+      <w:r>
+        <w:rPr>
+          <w:lang w:val="en-US"/>
+        </w:rPr>
+        <w:t>Beyond accuracy, modern evaluation requires assessing reliability, robustness, and representation quality. Deep neural networks are often miscalibrated, motivating metrics such as Expected Calibration Error and post-hoc temperature scaling [3]. At the representation level, similarity metrics such as Centered Kernel Alignment (CKA) provide a framework for comparing learned features across training conditions [4], although such measures can be confounded by dataset structure and require careful interpretation [5].</w:t>
       </w:r>
     </w:p>
     <w:p>
       <w:pPr>
         <w:pStyle w:val="BodyText"/>
-        <w:numPr>
-          <w:ilvl w:val="0"/>
-          <w:numId w:val="28"/>
-        </w:numPr>
-      </w:pPr>
-      <w:r>
-        <w:t>Ceiling: The same backbone fine-tuned on 100% real data, establishing the maximum recoverable performance.</w:t>
+        <w:rPr>
+          <w:lang w:val="en-US"/>
+        </w:rPr>
+      </w:pPr>
+      <w:r>
+        <w:rPr>
+          <w:lang w:val="en-US"/>
+        </w:rPr>
+        <w:t>Recent work further shows that fine-tuning can degrade robustness compared to pretrained models, particularly under distribution shift. WiSE-FT demonstrates that interpolating between pretrained and fine-tuned weights improves robustness while retaining task performance [6]. Similarly, adversarial robustness studies highlight that improvements in standard accuracy often come at the cost of robustness, reinforcing the need for multi-objective evaluation [</w:t>
+      </w:r>
+      <w:r>
+        <w:rPr>
+          <w:lang w:val="en-US"/>
+        </w:rPr>
+        <w:t>7</w:t>
+      </w:r>
+      <w:r>
+        <w:rPr>
+          <w:lang w:val="en-US"/>
+        </w:rPr>
+        <w:t xml:space="preserve">]. These findings establish that synthetic augmentation must be evaluated across multiple axes, as improvements in accuracy </w:t>
+      </w:r>
+      <w:r>
+        <w:rPr>
+          <w:lang w:val="en-US"/>
+        </w:rPr>
+        <w:lastRenderedPageBreak/>
+        <w:t>alone may obscure degradation in robustness or calibration. At the data level, ImageNet remains the canonical source of transferable visual features [</w:t>
+      </w:r>
+      <w:r>
+        <w:rPr>
+          <w:lang w:val="en-US"/>
+        </w:rPr>
+        <w:t>8</w:t>
+      </w:r>
+      <w:r>
+        <w:rPr>
+          <w:lang w:val="en-US"/>
+        </w:rPr>
+        <w:t>].</w:t>
       </w:r>
     </w:p>
     <w:p>
@@ -722,42 +741,496 @@
         <w:rPr>
           <w:lang w:val="en-US"/>
         </w:rPr>
-        <w:t xml:space="preserve">Our contributions are fourfold. First, we provide a synthetic data scaling study that </w:t>
-      </w:r>
-      <w:proofErr w:type="spellStart"/>
-      <w:r>
-        <w:rPr>
-          <w:lang w:val="en-US"/>
-        </w:rPr>
-        <w:t>characterises</w:t>
-      </w:r>
-      <w:proofErr w:type="spellEnd"/>
-      <w:r>
-        <w:rPr>
-          <w:lang w:val="en-US"/>
-        </w:rPr>
-        <w:t xml:space="preserve"> the dose-response relationship between synthetic budget and classification performance, revealing clear diminishing returns beyond 5x per class (Fig. 2). Second, we evaluate three adaptive allocation policies against uniform allocation at equal total budget, finding that allocation policy has minimal effect when the synthetic data signal itself is the bottleneck (Fig. 3). </w:t>
-      </w:r>
-      <w:r>
-        <w:rPr>
-          <w:lang w:val="en-US"/>
-        </w:rPr>
-        <w:lastRenderedPageBreak/>
-        <w:t>Third, we conduct multi-axis evaluation spanning accuracy, calibration, corruption robustness, and representation geometry, demonstrating that synthetic data measurably improves feature structure even when accuracy gains are modest (Fig. 5, Fig. 6). Fourth, we validate cross-architecture consistency by replicating key experiments on MobileNetV3-Small, confirming that findings are not architecture-specific.</w:t>
+        <w:t>The generative foundation of synthetic augmentation is diffusion modeling. Denoising diffusion probabilistic models introduced a likelihood-based generative framework capable of high-fidelity image synthesis [</w:t>
+      </w:r>
+      <w:r>
+        <w:rPr>
+          <w:lang w:val="en-US"/>
+        </w:rPr>
+        <w:t>9</w:t>
+      </w:r>
+      <w:r>
+        <w:rPr>
+          <w:lang w:val="en-US"/>
+        </w:rPr>
+        <w:t>]. Latent diffusion models subsequently made high-resolution generation computationally feasible by operating in compressed latent space [</w:t>
+      </w:r>
+      <w:r>
+        <w:rPr>
+          <w:lang w:val="en-US"/>
+        </w:rPr>
+        <w:t>10</w:t>
+      </w:r>
+      <w:r>
+        <w:rPr>
+          <w:lang w:val="en-US"/>
+        </w:rPr>
+        <w:t>]. Further work demonstrated that diffusion models can surpass GAN-based approaches on image quality benchmarks and expose a controllable fidelity–diversity trade-off through guidance mechanisms [</w:t>
+      </w:r>
+      <w:r>
+        <w:rPr>
+          <w:lang w:val="en-US"/>
+        </w:rPr>
+        <w:t>11,12</w:t>
+      </w:r>
+      <w:r>
+        <w:rPr>
+          <w:lang w:val="en-US"/>
+        </w:rPr>
+        <w:t>]. Although Fréchet Inception Distance (FID) originated in GAN evaluation, it remains a standard coarse measure of similarity between generated and real image distributions [1</w:t>
+      </w:r>
+      <w:r>
+        <w:rPr>
+          <w:lang w:val="en-US"/>
+        </w:rPr>
+        <w:t>3</w:t>
+      </w:r>
+      <w:r>
+        <w:rPr>
+          <w:lang w:val="en-US"/>
+        </w:rPr>
+        <w:t>]. These developments justify the use of pretrained diffusion generators such as Stable Diffusion for downstream data augmentation without retraining generative models.</w:t>
       </w:r>
     </w:p>
     <w:p>
       <w:pPr>
         <w:pStyle w:val="BodyText"/>
         <w:rPr>
-          <w:lang w:val="en-IN"/>
-        </w:rPr>
-      </w:pPr>
-      <w:r>
-        <w:rPr>
-          <w:lang w:val="en-IN"/>
-        </w:rPr>
-        <w:t>Our central finding is that diffusion-generated synthetic data provides a small but real benefit in low-data regimes, with a clear optimal dose (5x) beyond which additional synthetic data yields no further improvement. This challenges the implicit assumption in prior work that more synthetic data is monotonically beneficial. We argue that in the low-data regime, the limiting factor is the diversity and fidelity of synthetic samples relative to the real distribution, not the volume of synthetic data.</w:t>
+          <w:lang w:val="en-US"/>
+        </w:rPr>
+      </w:pPr>
+      <w:r>
+        <w:rPr>
+          <w:lang w:val="en-US"/>
+        </w:rPr>
+        <w:t>A large body of work reports positive results for synthetic data augmentation. Diffusion-based ImageNet augmentation demonstrates that synthetic images can improve discriminative performance when combined with real data at scale [1</w:t>
+      </w:r>
+      <w:r>
+        <w:rPr>
+          <w:lang w:val="en-US"/>
+        </w:rPr>
+        <w:t>4</w:t>
+      </w:r>
+      <w:r>
+        <w:rPr>
+          <w:lang w:val="en-US"/>
+        </w:rPr>
+        <w:t>]. Similar findings extend to long-tailed recognition, where synthetic data improves performance when it enhances intra-class diversity while preserving inter-class separation [1</w:t>
+      </w:r>
+      <w:r>
+        <w:rPr>
+          <w:lang w:val="en-US"/>
+        </w:rPr>
+        <w:t>5</w:t>
+      </w:r>
+      <w:r>
+        <w:rPr>
+          <w:lang w:val="en-US"/>
+        </w:rPr>
+        <w:t>]. In few-shot settings, diffusion-based editing and guided generation produce semantically meaningful variations beyond classical augmentations [1</w:t>
+      </w:r>
+      <w:r>
+        <w:rPr>
+          <w:lang w:val="en-US"/>
+        </w:rPr>
+        <w:t>6,</w:t>
+      </w:r>
+      <w:r>
+        <w:rPr>
+          <w:lang w:val="en-US"/>
+        </w:rPr>
+        <w:t>1</w:t>
+      </w:r>
+      <w:r>
+        <w:rPr>
+          <w:lang w:val="en-US"/>
+        </w:rPr>
+        <w:t>7</w:t>
+      </w:r>
+      <w:r>
+        <w:rPr>
+          <w:lang w:val="en-US"/>
+        </w:rPr>
+        <w:t>]. More specialized pipelines such as DISEF and DIPSY further improve utility through in-domain conditioning and discriminative guidance [1</w:t>
+      </w:r>
+      <w:r>
+        <w:rPr>
+          <w:lang w:val="en-US"/>
+        </w:rPr>
+        <w:t>8</w:t>
+      </w:r>
+      <w:r>
+        <w:rPr>
+          <w:lang w:val="en-US"/>
+        </w:rPr>
+        <w:t>,</w:t>
+      </w:r>
+      <w:r>
+        <w:rPr>
+          <w:lang w:val="en-US"/>
+        </w:rPr>
+        <w:t>1</w:t>
+      </w:r>
+      <w:r>
+        <w:rPr>
+          <w:lang w:val="en-US"/>
+        </w:rPr>
+        <w:t>9</w:t>
+      </w:r>
+      <w:r>
+        <w:rPr>
+          <w:lang w:val="en-US"/>
+        </w:rPr>
+        <w:t>]. At scale, synthetic ImageNet variants show that generated data can learn partially transferable representations, though they do not eliminate the real-versus-synthetic gap [</w:t>
+      </w:r>
+      <w:r>
+        <w:rPr>
+          <w:lang w:val="en-US"/>
+        </w:rPr>
+        <w:t>20</w:t>
+      </w:r>
+      <w:r>
+        <w:rPr>
+          <w:lang w:val="en-US"/>
+        </w:rPr>
+        <w:t>].</w:t>
+      </w:r>
+    </w:p>
+    <w:p>
+      <w:pPr>
+        <w:pStyle w:val="BodyText"/>
+        <w:rPr>
+          <w:lang w:val="en-US"/>
+        </w:rPr>
+      </w:pPr>
+      <w:r>
+        <w:rPr>
+          <w:lang w:val="en-US"/>
+        </w:rPr>
+        <w:t>However, subsequent work refines this optimistic view by emphasizing conditional usefulness. In self-supervised learning, mixing real and synthetic data improves robustness more reliably than using synthetic data alone, indicating complementarity rather than substitution [</w:t>
+      </w:r>
+      <w:r>
+        <w:rPr>
+          <w:lang w:val="en-US"/>
+        </w:rPr>
+        <w:t>21</w:t>
+      </w:r>
+      <w:r>
+        <w:rPr>
+          <w:lang w:val="en-US"/>
+        </w:rPr>
+        <w:t>]. Synthetic augmentation also improves effective robustness under distribution shift when applied in a controlled manner [2</w:t>
+      </w:r>
+      <w:r>
+        <w:rPr>
+          <w:lang w:val="en-US"/>
+        </w:rPr>
+        <w:t>2</w:t>
+      </w:r>
+      <w:r>
+        <w:rPr>
+          <w:lang w:val="en-US"/>
+        </w:rPr>
+        <w:t>]. Domain-aware editing methods demonstrate that usefulness depends on structured, task-aligned variation rather than visual realism alone [2</w:t>
+      </w:r>
+      <w:r>
+        <w:rPr>
+          <w:lang w:val="en-US"/>
+        </w:rPr>
+        <w:t>3</w:t>
+      </w:r>
+      <w:r>
+        <w:rPr>
+          <w:lang w:val="en-US"/>
+        </w:rPr>
+        <w:t>]. These findings suggest that the benefit of synthetic data is governed by how well it aligns with the target distribution.</w:t>
+      </w:r>
+    </w:p>
+    <w:p>
+      <w:pPr>
+        <w:pStyle w:val="BodyText"/>
+        <w:rPr>
+          <w:lang w:val="en-US"/>
+        </w:rPr>
+      </w:pPr>
+      <w:r>
+        <w:rPr>
+          <w:lang w:val="en-US"/>
+        </w:rPr>
+        <w:t>Recent literature increasingly challenges the assumption that more synthetic data is always beneficial. DiffuLT shows that only approximately in-distribution synthetic samples are helpful, while out-of-distribution generations degrade performance unless filtered [2</w:t>
+      </w:r>
+      <w:r>
+        <w:rPr>
+          <w:lang w:val="en-US"/>
+        </w:rPr>
+        <w:t>4</w:t>
+      </w:r>
+      <w:r>
+        <w:rPr>
+          <w:lang w:val="en-US"/>
+        </w:rPr>
+        <w:t>]. Diffusion Curriculum proposes that synthetic data should be scheduled according to proximity to the real distribution rather than used indiscriminately [2</w:t>
+      </w:r>
+      <w:r>
+        <w:rPr>
+          <w:lang w:val="en-US"/>
+        </w:rPr>
+        <w:t>5</w:t>
+      </w:r>
+      <w:r>
+        <w:rPr>
+          <w:lang w:val="en-US"/>
+        </w:rPr>
+        <w:t>]. TADA further demonstrates that augmenting only difficult examples can outperform uniform augmentation [2</w:t>
+      </w:r>
+      <w:r>
+        <w:rPr>
+          <w:lang w:val="en-US"/>
+        </w:rPr>
+        <w:t>6</w:t>
+      </w:r>
+      <w:r>
+        <w:rPr>
+          <w:lang w:val="en-US"/>
+        </w:rPr>
+        <w:t>]. Generate What Matters formalizes sample-level utility, showing that decision-boundary-relevant synthetic samples contribute more than sheer volume [2</w:t>
+      </w:r>
+      <w:r>
+        <w:rPr>
+          <w:lang w:val="en-US"/>
+        </w:rPr>
+        <w:t>7</w:t>
+      </w:r>
+      <w:r>
+        <w:rPr>
+          <w:lang w:val="en-US"/>
+        </w:rPr>
+        <w:t>]. Collectively, these works introduce the notion that synthetic data exhibits a non-uniform utility distribution across both samples and classes.</w:t>
+      </w:r>
+    </w:p>
+    <w:p>
+      <w:pPr>
+        <w:pStyle w:val="BodyText"/>
+        <w:rPr>
+          <w:lang w:val="en-US"/>
+        </w:rPr>
+      </w:pPr>
+      <w:r>
+        <w:rPr>
+          <w:lang w:val="en-US"/>
+        </w:rPr>
+        <w:t>At the same time, strong critical evidence highlights persistent limitations. Analyses of synthetic datasets show that visual realism does not guarantee downstream recognition performance [2</w:t>
+      </w:r>
+      <w:r>
+        <w:rPr>
+          <w:lang w:val="en-US"/>
+        </w:rPr>
+        <w:t>8</w:t>
+      </w:r>
+      <w:r>
+        <w:rPr>
+          <w:lang w:val="en-US"/>
+        </w:rPr>
+        <w:t>]. Transfer learning studies reveal a consistent synthetic–real gap, particularly in higher-level classifier representations [2</w:t>
+      </w:r>
+      <w:r>
+        <w:rPr>
+          <w:lang w:val="en-US"/>
+        </w:rPr>
+        <w:t>9</w:t>
+      </w:r>
+      <w:r>
+        <w:rPr>
+          <w:lang w:val="en-US"/>
+        </w:rPr>
+        <w:t>]. More recent work suggests that improvements in generative quality may coincide with reduced diversity, producing visually appealing but less informative training samples [</w:t>
+      </w:r>
+      <w:r>
+        <w:rPr>
+          <w:lang w:val="en-US"/>
+        </w:rPr>
+        <w:t>30</w:t>
+      </w:r>
+      <w:r>
+        <w:rPr>
+          <w:lang w:val="en-US"/>
+        </w:rPr>
+        <w:t>]. These findings reinforce that generative fidelity and discriminative utility are not equivalent objectives.</w:t>
+      </w:r>
+    </w:p>
+    <w:p>
+      <w:pPr>
+        <w:pStyle w:val="BodyText"/>
+        <w:rPr>
+          <w:lang w:val="en-US"/>
+        </w:rPr>
+      </w:pPr>
+      <w:r>
+        <w:rPr>
+          <w:lang w:val="en-US"/>
+        </w:rPr>
+        <w:t>Classical augmentation methods remain competitive baselines. Techniques such as RandAugment demonstrate that carefully designed geometric and photometric transformations can achieve strong performance without generative models [</w:t>
+      </w:r>
+      <w:r>
+        <w:rPr>
+          <w:lang w:val="en-US"/>
+        </w:rPr>
+        <w:t>31</w:t>
+      </w:r>
+      <w:r>
+        <w:rPr>
+          <w:lang w:val="en-US"/>
+        </w:rPr>
+        <w:t>]. Robustness evaluation is typically grounded in standardized benchmarks such as ImageNet-C and ImageNet-P [3</w:t>
+      </w:r>
+      <w:r>
+        <w:rPr>
+          <w:lang w:val="en-US"/>
+        </w:rPr>
+        <w:t>2</w:t>
+      </w:r>
+      <w:r>
+        <w:rPr>
+          <w:lang w:val="en-US"/>
+        </w:rPr>
+        <w:t>], while Tiny ImageNet provides a controlled low-resolution proxy for large-scale classification [3</w:t>
+      </w:r>
+      <w:r>
+        <w:rPr>
+          <w:lang w:val="en-US"/>
+        </w:rPr>
+        <w:t>3</w:t>
+      </w:r>
+      <w:r>
+        <w:rPr>
+          <w:lang w:val="en-US"/>
+        </w:rPr>
+        <w:t>]. If extended to additional datasets such as CIFAR-100, established benchmarks further contextualize generalization performance [3</w:t>
+      </w:r>
+      <w:r>
+        <w:rPr>
+          <w:lang w:val="en-US"/>
+        </w:rPr>
+        <w:t>4</w:t>
+      </w:r>
+      <w:r>
+        <w:rPr>
+          <w:lang w:val="en-US"/>
+        </w:rPr>
+        <w:t>]. Broader augmentation surveys position diffusion-based methods as an extension of traditional pipelines rather than a replacement [3</w:t>
+      </w:r>
+      <w:r>
+        <w:rPr>
+          <w:lang w:val="en-US"/>
+        </w:rPr>
+        <w:t>5</w:t>
+      </w:r>
+      <w:r>
+        <w:rPr>
+          <w:lang w:val="en-US"/>
+        </w:rPr>
+        <w:t>], while calibration-focused surveys emphasize reliability as a first-class evaluation dimension [3</w:t>
+      </w:r>
+      <w:r>
+        <w:rPr>
+          <w:lang w:val="en-US"/>
+        </w:rPr>
+        <w:t>6</w:t>
+      </w:r>
+      <w:r>
+        <w:rPr>
+          <w:lang w:val="en-US"/>
+        </w:rPr>
+        <w:t>].</w:t>
+      </w:r>
+    </w:p>
+    <w:p>
+      <w:pPr>
+        <w:pStyle w:val="BodyText"/>
+        <w:rPr>
+          <w:lang w:val="en-US"/>
+        </w:rPr>
+      </w:pPr>
+      <w:r>
+        <w:rPr>
+          <w:lang w:val="en-US"/>
+        </w:rPr>
+        <w:t xml:space="preserve">Recent work on scaling laws in deep learning </w:t>
+      </w:r>
+      <w:r>
+        <w:rPr>
+          <w:lang w:val="en-US"/>
+        </w:rPr>
+        <w:t>[3</w:t>
+      </w:r>
+      <w:r>
+        <w:rPr>
+          <w:lang w:val="en-US"/>
+        </w:rPr>
+        <w:t>7</w:t>
+      </w:r>
+      <w:r>
+        <w:rPr>
+          <w:lang w:val="en-US"/>
+        </w:rPr>
+        <w:t xml:space="preserve">] </w:t>
+      </w:r>
+      <w:r>
+        <w:rPr>
+          <w:lang w:val="en-US"/>
+        </w:rPr>
+        <w:t xml:space="preserve">suggests that performance improvements follow diminishing returns with increasing data and model capacity, often exhibiting non-linear saturation </w:t>
+      </w:r>
+      <w:r>
+        <w:rPr>
+          <w:lang w:val="en-US"/>
+        </w:rPr>
+        <w:t>behavior</w:t>
+      </w:r>
+      <w:r>
+        <w:rPr>
+          <w:lang w:val="en-US"/>
+        </w:rPr>
+        <w:t>. This perspective aligns with our findings, where synthetic data provides measurable gains at low budgets but rapidly saturates as additional samples fail to introduce new information.</w:t>
+      </w:r>
+    </w:p>
+    <w:p>
+      <w:pPr>
+        <w:pStyle w:val="BodyText"/>
+        <w:rPr>
+          <w:lang w:val="en-US"/>
+        </w:rPr>
+      </w:pPr>
+      <w:r>
+        <w:rPr>
+          <w:lang w:val="en-US"/>
+        </w:rPr>
+        <w:t>Furthermore, prior analyses of the synthetic–real domain gap highlight that visually realistic synthetic samples may still lack the statistical properties required for effective downstream learning, reinforcing the distinction between generative fidelity and discriminative utility [38].</w:t>
+      </w:r>
+    </w:p>
+    <w:p>
+      <w:pPr>
+        <w:pStyle w:val="BodyText"/>
+        <w:rPr>
+          <w:lang w:val="en-US"/>
+        </w:rPr>
+      </w:pPr>
+      <w:r>
+        <w:rPr>
+          <w:lang w:val="en-US"/>
+        </w:rPr>
+        <w:t>Taken together, the literature no longer supports a binary view of synthetic data as uniformly beneficial or ineffective. Instead, usefulness depends on distribution alignment, diversity, sample relevance, and interaction with real data. Recent synthesis-oriented reviews also reach the same conclusion: the effect of synthetic data is highly conditional on how it is generated, filtered, and integrated into the training pipeline [39].</w:t>
+      </w:r>
+    </w:p>
+    <w:p>
+      <w:pPr>
+        <w:pStyle w:val="BodyText"/>
+      </w:pPr>
+      <w:r>
+        <w:rPr>
+          <w:lang w:val="en-US"/>
+        </w:rPr>
+        <w:t>This gap motivates the present work, which introduces a dose–response framework for synthetic data augmentation, demonstrating that performance gains follow a non-monotonic scaling law with clear saturation beyond moderate synthetic budgets, thereby reconciling previously conflicting findings in the literature.</w:t>
       </w:r>
     </w:p>
     <w:p>
@@ -765,7 +1238,15 @@
         <w:pStyle w:val="Heading1"/>
       </w:pPr>
       <w:r>
-        <w:t>Related Work</w:t>
+        <w:t>Methodology</w:t>
+      </w:r>
+    </w:p>
+    <w:p>
+      <w:pPr>
+        <w:pStyle w:val="Heading2"/>
+      </w:pPr>
+      <w:r>
+        <w:t>Problem Formulation</w:t>
       </w:r>
     </w:p>
     <w:p>
@@ -779,191 +1260,13 @@
         <w:rPr>
           <w:lang w:val="en-US"/>
         </w:rPr>
-        <w:t>Modern computer vision systems rely on large annotated datasets, yet many applications operate in data-scarce settings where models suffer from overfitting and unstable generalization. Pretrained models partially address this limitation. [1] show that zero-shot models such as CLIP retain robustness under distribution shift, while naive fine-tuning degrades performance; they propose weight interpolation (WiSE-FT) to balance robustness and accuracy.</w:t>
-      </w:r>
-    </w:p>
-    <w:p>
-      <w:pPr>
-        <w:pStyle w:val="BodyText"/>
-        <w:rPr>
-          <w:lang w:val="en-US"/>
-        </w:rPr>
-      </w:pPr>
-      <w:r>
-        <w:rPr>
-          <w:lang w:val="en-US"/>
-        </w:rPr>
-        <w:t xml:space="preserve">Diffusion models provide a generative approach to data augmentation. [2] introduce denoising diffusion probabilistic models, which </w:t>
-      </w:r>
-      <w:r>
-        <w:rPr>
-          <w:lang w:val="en-US"/>
-        </w:rPr>
-        <w:t>learn the reverse of a Gaussian noising process</w:t>
-      </w:r>
-      <w:r>
-        <w:rPr>
-          <w:lang w:val="en-US"/>
-        </w:rPr>
-        <w:t>. [3] extend this framework with latent diffusion, enabling high-resolution image synthesis efficiently in a compressed latent space</w:t>
-      </w:r>
-      <w:r>
-        <w:rPr>
-          <w:lang w:val="en-US"/>
-        </w:rPr>
-        <w:t>.</w:t>
-      </w:r>
-    </w:p>
-    <w:p>
-      <w:pPr>
-        <w:pStyle w:val="BodyText"/>
-        <w:rPr>
-          <w:lang w:val="en-US"/>
-        </w:rPr>
-      </w:pPr>
-      <w:r>
-        <w:rPr>
-          <w:lang w:val="en-US"/>
-        </w:rPr>
-        <w:t>Recent work demonstrates that diffusion-generated data can improve classification. [4] show that synthetic images improve ImageNet accuracy when combined with real data. [5] apply diffusion augmentation to long-tailed datasets, increasing intra-class diversity and improving classification performance. [6] propose diffusion-based augmentations that generate semantic variations, improving few-shot learning</w:t>
-      </w:r>
-      <w:r>
-        <w:rPr>
-          <w:lang w:val="en-US"/>
-        </w:rPr>
-        <w:t>.</w:t>
-      </w:r>
-    </w:p>
-    <w:p>
-      <w:pPr>
-        <w:pStyle w:val="BodyText"/>
-        <w:rPr>
-          <w:lang w:val="en-US"/>
-        </w:rPr>
-      </w:pPr>
-      <w:r>
-        <w:rPr>
-          <w:lang w:val="en-US"/>
-        </w:rPr>
-        <w:t>Combining synthetic and real data has also been explored. [7] introduce MixDiff, showing that synthetic data can improve representation learning and robustness.</w:t>
-      </w:r>
-      <w:r>
-        <w:rPr>
-          <w:lang w:val="en-US"/>
-        </w:rPr>
-        <w:t xml:space="preserve"> </w:t>
-      </w:r>
-      <w:r>
-        <w:rPr>
-          <w:lang w:val="en-US"/>
-        </w:rPr>
-        <w:t>[8] demonstrate that augmentation strategies such as MixUp and CutMix improve robustness and generalization.</w:t>
-      </w:r>
-    </w:p>
-    <w:p>
-      <w:pPr>
-        <w:pStyle w:val="BodyText"/>
-        <w:rPr>
-          <w:lang w:val="en-US"/>
-        </w:rPr>
-      </w:pPr>
-      <w:r>
-        <w:rPr>
-          <w:lang w:val="en-US"/>
-        </w:rPr>
-        <w:t>Representation-level analysis has received less attention in this context. [9] study representation similarity using CKA, enabling com</w:t>
-      </w:r>
-      <w:r>
-        <w:rPr>
-          <w:lang w:val="en-US"/>
-        </w:rPr>
-        <w:t>p</w:t>
-      </w:r>
-      <w:r>
-        <w:rPr>
-          <w:lang w:val="en-US"/>
-        </w:rPr>
-        <w:t>arison of learned feature spaces across models. However, existing work largely focuses on accuracy gains, leaving open whether synthetic data improves representation quality or merely smooths decision boundaries</w:t>
-      </w:r>
-      <w:r>
-        <w:rPr>
-          <w:lang w:val="en-US"/>
-        </w:rPr>
-        <w:t>.</w:t>
-      </w:r>
-    </w:p>
-    <w:p>
-      <w:pPr>
-        <w:pStyle w:val="BodyText"/>
-      </w:pPr>
-      <w:r>
-        <w:rPr>
-          <w:lang w:val="en-US"/>
-        </w:rPr>
-        <w:t xml:space="preserve">Building on these studies, we evaluate diffusion-based augmentation in a controlled low-data setting using Tiny ImageNet [10]. We extend prior work by </w:t>
-      </w:r>
-      <w:r>
-        <w:rPr>
-          <w:lang w:val="en-US"/>
-        </w:rPr>
-        <w:t>analyzing</w:t>
-      </w:r>
-      <w:r>
-        <w:rPr>
-          <w:lang w:val="en-US"/>
-        </w:rPr>
-        <w:t xml:space="preserve"> performance across accuracy, calibration [11], robustness, and representation geometry using a pretrained ResNet architecture [12]. Expected Calibration Error (ECE), introduced by [11], measures the discrepancy between predicted confidence and empirical accuracy</w:t>
-      </w:r>
-      <w:r>
-        <w:rPr>
-          <w:lang w:val="en-US"/>
-        </w:rPr>
-        <w:t>.</w:t>
-      </w:r>
-    </w:p>
-    <w:p>
-      <w:pPr>
-        <w:pStyle w:val="Heading1"/>
-      </w:pPr>
-      <w:r>
-        <w:t>Methodology</w:t>
-      </w:r>
-    </w:p>
-    <w:p>
-      <w:pPr>
-        <w:pStyle w:val="Heading2"/>
-      </w:pPr>
-      <w:r>
-        <w:t>Problem Formulation</w:t>
-      </w:r>
-    </w:p>
-    <w:p>
-      <w:pPr>
-        <w:pStyle w:val="BodyText"/>
-        <w:rPr>
-          <w:lang w:val="en-US"/>
-        </w:rPr>
-      </w:pPr>
-      <w:r>
-        <w:t xml:space="preserve">We study image classification on Tiny ImageNet (200 classes, 64x64 resolution). The input is an image </w:t>
-      </w:r>
-      <w:r>
-        <w:rPr>
-          <w:lang w:val="en-IN"/>
-        </w:rPr>
-        <w:t>a</w:t>
-      </w:r>
-      <w:r>
-        <w:rPr>
-          <w:lang w:val="en-IN"/>
+        <w:t>We study supervised image classification on Tiny ImageNet, consisting of 200 classes with images of resolutio</w:t>
+      </w:r>
+      <w:r>
+        <w:rPr>
+          <w:lang w:val="en-US"/>
         </w:rPr>
         <w:t>n</w:t>
-      </w:r>
-      <w:r>
-        <w:rPr>
-          <w:lang w:val="en-IN"/>
-        </w:rPr>
-        <w:t xml:space="preserve"> image</w:t>
       </w:r>
       <w:r>
         <w:rPr>
@@ -1019,7 +1322,13 @@
         <w:t xml:space="preserve"> </w:t>
       </w:r>
       <w:r>
-        <w:t xml:space="preserve">and the output is a class label </w:t>
+        <w:t xml:space="preserve">and </w:t>
+      </w:r>
+      <w:r>
+        <w:t>labels</w:t>
+      </w:r>
+      <w:r>
+        <w:t xml:space="preserve"> </w:t>
       </w:r>
       <m:oMath>
         <m:r>
@@ -1059,7 +1368,28 @@
         </m:d>
       </m:oMath>
       <w:r>
-        <w:t>. The low-data regime retains 25 images per class (5,000 total), inducing overfitting, miscalibration, and sensitivity to input perturbations. We evaluate whether augmenting this limited training set with synthetic images from a pretrained diffusion model can partially recover performance toward the ceiling established by training on the full 100,000-image dataset.</w:t>
+        <w:t xml:space="preserve">. </w:t>
+      </w:r>
+      <w:r>
+        <w:rPr>
+          <w:lang w:val="en-US"/>
+        </w:rPr>
+        <w:t>To simulate a low-data regime, we retain only 5% of the training data (25 images per class, 5,000 total), which induces overfitting, poor calibration, and unstable representations.</w:t>
+      </w:r>
+    </w:p>
+    <w:p>
+      <w:pPr>
+        <w:pStyle w:val="BodyText"/>
+        <w:rPr>
+          <w:lang w:val="en-US"/>
+        </w:rPr>
+      </w:pPr>
+      <w:r>
+        <w:rPr>
+          <w:lang w:val="en-US"/>
+        </w:rPr>
+        <w:lastRenderedPageBreak/>
+        <w:t>The objective is to evaluate whether synthetic images generated by a pretrained diffusion model can recover performance toward a full-data ceiling model trained on the complete dataset. We frame this as a dose–response problem, where performance is evaluated as a function of synthetic data budget.</w:t>
       </w:r>
     </w:p>
     <w:p>
@@ -1067,7 +1397,13 @@
         <w:pStyle w:val="Heading2"/>
       </w:pPr>
       <w:r>
-        <w:t>Synthetic Image Generation</w:t>
+        <w:t xml:space="preserve">Synthetic </w:t>
+      </w:r>
+      <w:r>
+        <w:t>Data</w:t>
+      </w:r>
+      <w:r>
+        <w:t xml:space="preserve"> Generation</w:t>
       </w:r>
     </w:p>
     <w:p>
@@ -1075,7 +1411,7 @@
         <w:pStyle w:val="BodyText"/>
       </w:pPr>
       <w:r>
-        <w:t>We use Stable Diffusion v1.5 with DPM-Solver++ (25 inference steps, guidance scale 7.5) to generate class-conditional synthetic images at 512x512 resolution, subsequently downscaled to the dataset's native resolution (64x64 for Tiny ImageNet) using Lanczos resampling before any training transforms are applied. This resolution alignment ensures that synthetic and real images undergo identical preprocessing, preventing domain shift caused by resolution mismatch.</w:t>
+        <w:t>Synthetic images are generated using Stable Diffusion v1.5 with fixed prompt templates derived from class labels. All images are generated once and cached to ensure full reproducibility across experiments. Generated images are resized to the dataset resolution (64×64) using Lanczos resampling prior to any training transformations, ensuring that synthetic and real images undergo identical preprocessing.</w:t>
       </w:r>
     </w:p>
     <w:p>
@@ -1083,26 +1419,21 @@
         <w:pStyle w:val="BodyText"/>
       </w:pPr>
       <w:r>
-        <w:t xml:space="preserve">For each of the 200 classes, we generate up to 375 images using four prompt templates cycled for diversity: "A photo of a {class_name}", "A realistic photo of a {class_name}", "An image depicting a {class_name}", and "A clear photograph of a {class_name}". Class names are derived from WordNet </w:t>
-      </w:r>
-      <w:proofErr w:type="spellStart"/>
-      <w:r>
-        <w:t>synset</w:t>
-      </w:r>
-      <w:proofErr w:type="spellEnd"/>
-      <w:r>
-        <w:t xml:space="preserve"> labels. All synthetic images are generated once and cached to disk, ensuring exact reproducibility across experiments.</w:t>
+        <w:t>A maximum pool of 375 synthetic images per class (75,000 total) is constructed. Experimental budgets are defined as subsets of this pool:</w:t>
+      </w:r>
+      <w:r>
+        <w:t xml:space="preserve"> </w:t>
+      </w:r>
+      <w:r>
+        <w:t>5× (125 per class), 10× (250 per class), and 15× (375 per class).</w:t>
       </w:r>
     </w:p>
     <w:p>
       <w:pPr>
         <w:pStyle w:val="BodyText"/>
-        <w:rPr>
-          <w:lang w:val="en-US"/>
-        </w:rPr>
-      </w:pPr>
-      <w:r>
-        <w:t>Global Frechet Inception Distance (FID) is computed between the 5% real subset and uniformly subsampled synthetic pools at each budget level, yielding FID scores of 140.0 (5x), 139.6 (10x), and 139.5 (15x) (see Fig. 7). The near-identical FID across budgets confirms that increasing the synthetic pool size does not meaningfully change the distributional properties of the synthetic data, consistent with all images being drawn from the same generative process.</w:t>
+      </w:pPr>
+      <w:r>
+        <w:t>To assess distributional alignment, Fréchet Inception Distance (FID) is computed between real and synthetic samples at each budget. FID remains approximately constant across budgets, confirming that increasing synthetic volume does not alter the underlying synthetic distribution.</w:t>
       </w:r>
     </w:p>
     <w:p>
@@ -1110,88 +1441,21 @@
         <w:pStyle w:val="Heading2"/>
       </w:pPr>
       <w:r>
-        <w:t>Tra</w:t>
-      </w:r>
-      <w:r>
-        <w:t>ining Protocol</w:t>
+        <w:t>Experimental Pipelines</w:t>
       </w:r>
     </w:p>
     <w:p>
       <w:pPr>
         <w:pStyle w:val="BodyText"/>
-        <w:rPr>
-          <w:lang w:val="en-US"/>
-        </w:rPr>
-      </w:pPr>
-      <w:r>
-        <w:rPr>
-          <w:lang w:val="en-US"/>
-        </w:rPr>
-        <w:t xml:space="preserve">All pipelines use an ImageNet-pretrained backbone with the classification head replaced for 200-way output. We employ AdamW </w:t>
-      </w:r>
-      <w:r>
-        <w:rPr>
-          <w:lang w:val="en-US"/>
-        </w:rPr>
-        <w:t>optimization</w:t>
-      </w:r>
-      <w:r>
-        <w:rPr>
-          <w:lang w:val="en-US"/>
-        </w:rPr>
-        <w:t xml:space="preserve"> (learning rate 1e-4, weight decay 0.01) with cosine annealing over a maximum of 30 epochs. Mixed-precision training (FP16) accelerates computation. Early stopping with patience 7 on validation Top-1 accuracy prevents overfitting: training halts if validation accuracy does not improve for 7 consecutive epochs, and the best checkpoint is retained. Representative training dynamics are shown </w:t>
-      </w:r>
-      <w:proofErr w:type="gramStart"/>
-      <w:r>
-        <w:rPr>
-          <w:lang w:val="en-US"/>
-        </w:rPr>
-        <w:t>in</w:t>
-      </w:r>
-      <w:proofErr w:type="gramEnd"/>
-      <w:r>
-        <w:rPr>
-          <w:lang w:val="en-US"/>
-        </w:rPr>
-        <w:t xml:space="preserve"> Fig. 1.</w:t>
-      </w:r>
-    </w:p>
-    <w:p>
-      <w:pPr>
-        <w:pStyle w:val="BodyText"/>
-        <w:rPr>
-          <w:rStyle w:val="Strong"/>
-          <w:b w:val="0"/>
-          <w:bCs w:val="0"/>
-        </w:rPr>
-      </w:pPr>
-      <w:r>
-        <w:rPr>
-          <w:rStyle w:val="Strong"/>
-          <w:b w:val="0"/>
-          <w:bCs w:val="0"/>
-        </w:rPr>
-        <w:t>Data augmentation includes resize to 224x224, random resized crop, random horizontal flip, ColorJitter (brightness=0.2, contrast=0.2, saturation=0.2, hue=0.05), RandAugment (num_ops=2, magnitude=9), and ImageNet normalisation. Label smoothing (0.1) is applied to the cross-entropy loss. For pipelines containing synthetic data, a balanced sampler using inverse-frequency weighted random sampling ensures approximately 50/50 real-to-synthetic data exposure per epoch, preventing the model from being overwhelmed by synthetic samples.</w:t>
-      </w:r>
-    </w:p>
-    <w:p>
-      <w:pPr>
-        <w:pStyle w:val="Heading2"/>
-      </w:pPr>
-      <w:r>
-        <w:lastRenderedPageBreak/>
-        <w:t>Allocation Policies</w:t>
-      </w:r>
-    </w:p>
-    <w:p>
-      <w:pPr>
-        <w:pStyle w:val="BodyText"/>
-      </w:pPr>
-      <w:r>
-        <w:rPr>
-          <w:lang w:val="en-US"/>
-        </w:rPr>
-        <w:t>Given a fixed total synthetic budget B equal to the Uniform 15x budget (200 classes times 375 images = 75,000 images), each adaptive policy redistributes this budget across classes with per-class clamping to [50, 375] images</w:t>
+      </w:pPr>
+      <w:r>
+        <w:t xml:space="preserve">We evaluate 4 pipeline: </w:t>
+      </w:r>
+      <w:r>
+        <w:rPr>
+          <w:lang w:val="en-US"/>
+        </w:rPr>
+        <w:t>images</w:t>
       </w:r>
       <w:r>
         <w:t>:</w:t>
@@ -1212,7 +1476,13 @@
         <w:rPr>
           <w:lang w:val="en-US"/>
         </w:rPr>
-        <w:t>Hard-class policy allocates budget proportional to (1 - baseline per-class accuracy), directing more synthetic data to classes the baseline model struggles with.</w:t>
+        <w:t>Baseline: Model trained on 5% real data only</w:t>
+      </w:r>
+      <w:r>
+        <w:rPr>
+          <w:lang w:val="en-US"/>
+        </w:rPr>
+        <w:t>.</w:t>
       </w:r>
     </w:p>
     <w:p>
@@ -1230,7 +1500,7 @@
         <w:rPr>
           <w:lang w:val="en-US"/>
         </w:rPr>
-        <w:t>Uncertainty-based policy allocates proportional to the mean prediction entropy on the validation set, targeting classes where the model is most uncertain.</w:t>
+        <w:t>Uniform DiffusionBoost: Real data plus uniformly allocated synthetic images at 5×, 10×, and 15× budgets</w:t>
       </w:r>
     </w:p>
     <w:p>
@@ -1248,7 +1518,36 @@
         <w:rPr>
           <w:lang w:val="en-US"/>
         </w:rPr>
-        <w:t>Predicted-utility policy trains a ridge regression model to predict per-class utility, defined as the accuracy gain under Uniform 15x augmentation relative to baseline. The predictor uses class-level features: baseline accuracy, mean confidence, prediction entropy, feature compactness (mean distance to class centroid), feature separation (inter-centroid distance), and nearest-centroid margin. Budget is allocated proportional to max(0, predicted utility). The ridge model achieves cross-validated R-squared of 0.013, indicating that per-class utility is extremely difficult to predict from observable class properties — a finding we discuss further in Section VI.</w:t>
+        <w:t>Adaptive DiffusionBoost: Fixed total synthetic budget (15×), redistributed across classes using allocation policies</w:t>
+      </w:r>
+    </w:p>
+    <w:p>
+      <w:pPr>
+        <w:pStyle w:val="BodyText"/>
+        <w:numPr>
+          <w:ilvl w:val="0"/>
+          <w:numId w:val="29"/>
+        </w:numPr>
+        <w:rPr>
+          <w:lang w:val="en-US"/>
+        </w:rPr>
+      </w:pPr>
+      <w:r>
+        <w:rPr>
+          <w:lang w:val="en-US"/>
+        </w:rPr>
+        <w:t>Ceiling: Model trained on 100% real data</w:t>
+      </w:r>
+    </w:p>
+    <w:p>
+      <w:pPr>
+        <w:pStyle w:val="BodyText"/>
+        <w:rPr>
+          <w:lang w:val="en-US"/>
+        </w:rPr>
+      </w:pPr>
+      <w:r>
+        <w:t>This design enables controlled comparison of synthetic scaling effects, allocation strategies, and the recoverable performance gap.</w:t>
       </w:r>
     </w:p>
     <w:p>
@@ -1256,7 +1555,10 @@
         <w:pStyle w:val="Heading2"/>
       </w:pPr>
       <w:r>
-        <w:t>Synthetic Aware Loss</w:t>
+        <w:t>Tra</w:t>
+      </w:r>
+      <w:r>
+        <w:t>ining Protocol</w:t>
       </w:r>
     </w:p>
     <w:p>
@@ -1270,116 +1572,387 @@
         <w:rPr>
           <w:lang w:val="en-US"/>
         </w:rPr>
-        <w:t>As an ablation, we implement a sample-level loss reweighting scheme for synthetic data. For each synthetic image, we compute the L2 distance between its penultimate-layer features (from a frozen baseline model) and the real class centroid. The per-sample weight is</w:t>
-      </w:r>
-      <w:r>
-        <w:rPr>
-          <w:lang w:val="en-US"/>
-        </w:rPr>
-        <w:t xml:space="preserve"> </w:t>
+        <w:t>All models use ImageNet-pretrained backbones (ResNet-18 and MobileNetV3-Small) with the final classification layer adapted to 200 classes.</w:t>
+      </w:r>
+    </w:p>
+    <w:p>
+      <w:pPr>
+        <w:pStyle w:val="BodyText"/>
+        <w:rPr>
+          <w:lang w:val="en-US"/>
+        </w:rPr>
+      </w:pPr>
+      <w:r>
+        <w:rPr>
+          <w:lang w:val="en-US"/>
+        </w:rPr>
+        <w:t>Training uses AdamW optimization with cosine annealing, mixed-precision (FP16), and early stopping based on validation accuracy. Standard augmentation includes random resized crop, horizontal flip, ColorJitter, and RandAugment. Label smoothing (0.1) is applied to improve generalization.</w:t>
+      </w:r>
+    </w:p>
+    <w:p>
+      <w:pPr>
+        <w:pStyle w:val="BodyText"/>
+        <w:rPr>
+          <w:rStyle w:val="Strong"/>
+          <w:b w:val="0"/>
+          <w:bCs w:val="0"/>
+        </w:rPr>
+      </w:pPr>
+      <w:r>
+        <w:rPr>
+          <w:lang w:val="en-US"/>
+        </w:rPr>
+        <w:t xml:space="preserve">For synthetic pipelines, a balanced sampler enforces approximately equal exposure to real and synthetic samples per epoch, preventing synthetic data from dominating the training </w:t>
+      </w:r>
+      <w:r>
+        <w:rPr>
+          <w:lang w:val="en-US"/>
+        </w:rPr>
+        <w:t>distribution.</w:t>
+      </w:r>
+    </w:p>
+    <w:p>
+      <w:pPr>
+        <w:pStyle w:val="Heading2"/>
+      </w:pPr>
+      <w:r>
+        <w:t>Allocation Policies</w:t>
+      </w:r>
+    </w:p>
+    <w:p>
+      <w:pPr>
+        <w:pStyle w:val="BodyText"/>
+      </w:pPr>
+      <w:r>
+        <w:rPr>
+          <w:lang w:val="en-US"/>
+        </w:rPr>
+        <w:t xml:space="preserve">Given a fixed total synthetic budget </w:t>
       </w:r>
       <m:oMath>
-        <m:sSub>
-          <m:sSubPr>
-            <m:ctrlPr>
-              <w:rPr>
-                <w:rFonts w:ascii="Cambria Math" w:hAnsi="Cambria Math"/>
-                <w:i/>
-                <w:lang w:val="en-US"/>
-              </w:rPr>
-            </m:ctrlPr>
-          </m:sSubPr>
-          <m:e>
-            <m:r>
-              <w:rPr>
-                <w:rFonts w:ascii="Cambria Math" w:hAnsi="Cambria Math"/>
-                <w:lang w:val="en-US"/>
-              </w:rPr>
-              <m:t>w</m:t>
-            </m:r>
-          </m:e>
-          <m:sub>
-            <m:r>
-              <w:rPr>
-                <w:rFonts w:ascii="Cambria Math" w:hAnsi="Cambria Math"/>
-                <w:lang w:val="en-US"/>
-              </w:rPr>
-              <m:t>i</m:t>
-            </m:r>
-          </m:sub>
-        </m:sSub>
         <m:r>
           <w:rPr>
             <w:rFonts w:ascii="Cambria Math" w:hAnsi="Cambria Math"/>
             <w:lang w:val="en-US"/>
           </w:rPr>
-          <m:t>=</m:t>
+          <m:t>B</m:t>
         </m:r>
+      </m:oMath>
+      <w:r>
+        <w:rPr>
+          <w:lang w:val="en-US"/>
+        </w:rPr>
+        <w:t>, adaptive allocation redistributes samples across classes subject to bounds.</w:t>
+      </w:r>
+      <w:r>
+        <w:rPr>
+          <w:lang w:val="en-US"/>
+        </w:rPr>
+        <w:t xml:space="preserve"> </w:t>
+      </w:r>
+      <w:r>
+        <w:rPr>
+          <w:lang w:val="en-US"/>
+        </w:rPr>
+        <w:t xml:space="preserve">Three </w:t>
+      </w:r>
+      <w:r>
+        <w:rPr>
+          <w:lang w:val="en-US"/>
+        </w:rPr>
+        <w:t>policies are evaluated</w:t>
+      </w:r>
+      <w:r>
+        <w:t>:</w:t>
+      </w:r>
+    </w:p>
+    <w:p>
+      <w:pPr>
+        <w:pStyle w:val="BodyText"/>
+        <w:numPr>
+          <w:ilvl w:val="0"/>
+          <w:numId w:val="29"/>
+        </w:numPr>
+        <w:rPr>
+          <w:lang w:val="en-US"/>
+        </w:rPr>
+      </w:pPr>
+      <w:r>
+        <w:rPr>
+          <w:lang w:val="en-US"/>
+        </w:rPr>
+        <w:t>Hard-class allocation: Proportional to baseline per-class error</w:t>
+      </w:r>
+      <w:r>
+        <w:rPr>
+          <w:lang w:val="en-US"/>
+        </w:rPr>
+        <w:t>.</w:t>
+      </w:r>
+    </w:p>
+    <w:p>
+      <w:pPr>
+        <w:pStyle w:val="BodyText"/>
+        <w:numPr>
+          <w:ilvl w:val="0"/>
+          <w:numId w:val="29"/>
+        </w:numPr>
+        <w:rPr>
+          <w:lang w:val="en-US"/>
+        </w:rPr>
+      </w:pPr>
+      <w:r>
+        <w:rPr>
+          <w:lang w:val="en-US"/>
+        </w:rPr>
+        <w:t>Uncertainty-based allocation: Proportional to prediction entropy</w:t>
+      </w:r>
+      <w:r>
+        <w:rPr>
+          <w:lang w:val="en-US"/>
+        </w:rPr>
+        <w:t>.</w:t>
+      </w:r>
+    </w:p>
+    <w:p>
+      <w:pPr>
+        <w:pStyle w:val="BodyText"/>
+        <w:numPr>
+          <w:ilvl w:val="0"/>
+          <w:numId w:val="29"/>
+        </w:numPr>
+        <w:rPr>
+          <w:lang w:val="en-US"/>
+        </w:rPr>
+      </w:pPr>
+      <w:r>
+        <w:rPr>
+          <w:lang w:val="en-US"/>
+        </w:rPr>
+        <w:t>Predicted-utility allocation: A ridge regression model predicts per-class accuracy gain using class-level features (accuracy, confidence, entropy, feature compactness, separation, margin)</w:t>
+      </w:r>
+      <w:r>
+        <w:rPr>
+          <w:lang w:val="en-US"/>
+        </w:rPr>
+        <w:t>.</w:t>
+      </w:r>
+    </w:p>
+    <w:p>
+      <w:pPr>
+        <w:pStyle w:val="BodyText"/>
+        <w:rPr>
+          <w:lang w:val="en-US"/>
+        </w:rPr>
+      </w:pPr>
+      <w:r>
+        <w:rPr>
+          <w:lang w:val="en-US"/>
+        </w:rPr>
+        <w:t xml:space="preserve">The predicted-utility model exhibits very low explanatory power ( </w:t>
+      </w:r>
+      <m:oMath>
+        <m:sSup>
+          <m:sSupPr>
+            <m:ctrlPr>
+              <w:rPr>
+                <w:rFonts w:ascii="Cambria Math" w:hAnsi="Cambria Math"/>
+                <w:lang w:val="en-US"/>
+              </w:rPr>
+            </m:ctrlPr>
+          </m:sSupPr>
+          <m:e>
+            <m:r>
+              <w:rPr>
+                <w:rFonts w:ascii="Cambria Math" w:hAnsi="Cambria Math"/>
+                <w:lang w:val="en-US"/>
+              </w:rPr>
+              <m:t>R</m:t>
+            </m:r>
+          </m:e>
+          <m:sup>
+            <m:r>
+              <w:rPr>
+                <w:rFonts w:ascii="Cambria Math" w:hAnsi="Cambria Math"/>
+                <w:lang w:val="en-US"/>
+              </w:rPr>
+              <m:t>2</m:t>
+            </m:r>
+          </m:sup>
+        </m:sSup>
         <m:r>
-          <m:rPr>
-            <m:sty m:val="p"/>
-          </m:rPr>
           <w:rPr>
             <w:rFonts w:ascii="Cambria Math" w:hAnsi="Cambria Math"/>
             <w:lang w:val="en-US"/>
           </w:rPr>
-          <m:t>exp⁡</m:t>
+          <m:t>≈0.013</m:t>
         </m:r>
-        <m:d>
-          <m:dPr>
-            <m:ctrlPr>
-              <w:rPr>
-                <w:rFonts w:ascii="Cambria Math" w:hAnsi="Cambria Math"/>
-                <w:i/>
-                <w:lang w:val="en-US"/>
-              </w:rPr>
-            </m:ctrlPr>
-          </m:dPr>
-          <m:e>
-            <m:r>
-              <w:rPr>
-                <w:rFonts w:ascii="Cambria Math" w:hAnsi="Cambria Math"/>
-                <w:lang w:val="en-US"/>
-              </w:rPr>
-              <m:t>-λ*</m:t>
-            </m:r>
-            <m:sSup>
-              <m:sSupPr>
-                <m:ctrlPr>
-                  <w:rPr>
-                    <w:rFonts w:ascii="Cambria Math" w:hAnsi="Cambria Math"/>
-                    <w:i/>
-                    <w:lang w:val="en-US"/>
-                  </w:rPr>
-                </m:ctrlPr>
-              </m:sSupPr>
-              <m:e>
-                <m:r>
-                  <w:rPr>
-                    <w:rFonts w:ascii="Cambria Math" w:hAnsi="Cambria Math"/>
-                    <w:lang w:val="en-US"/>
-                  </w:rPr>
-                  <m:t>dist</m:t>
-                </m:r>
-              </m:e>
-              <m:sup>
-                <m:r>
-                  <w:rPr>
-                    <w:rFonts w:ascii="Cambria Math" w:hAnsi="Cambria Math"/>
-                    <w:lang w:val="en-US"/>
-                  </w:rPr>
-                  <m:t>2</m:t>
-                </m:r>
-              </m:sup>
-            </m:sSup>
-          </m:e>
-        </m:d>
       </m:oMath>
       <w:r>
         <w:rPr>
           <w:lang w:val="en-US"/>
         </w:rPr>
-        <w:t xml:space="preserve">, where </w:t>
+        <w:t>), indicating that synthetic data usefulness is difficult to predict from observable statistics.</w:t>
+      </w:r>
+    </w:p>
+    <w:p>
+      <w:pPr>
+        <w:pStyle w:val="Heading2"/>
+      </w:pPr>
+      <w:r>
+        <w:t>Synthetic Aware Loss</w:t>
+      </w:r>
+      <w:r>
+        <w:t xml:space="preserve"> (Ablation)</w:t>
+      </w:r>
+    </w:p>
+    <w:p>
+      <w:pPr>
+        <w:pStyle w:val="BodyText"/>
+        <w:rPr>
+          <w:lang w:val="en-US"/>
+        </w:rPr>
+      </w:pPr>
+      <w:r>
+        <w:rPr>
+          <w:lang w:val="en-US"/>
+        </w:rPr>
+        <w:t>To evaluate whether distribution alignment affects performance, we introduce a synthetic-aware loss reweighting scheme.</w:t>
+      </w:r>
+    </w:p>
+    <w:p>
+      <w:pPr>
+        <w:pStyle w:val="BodyText"/>
+        <w:rPr>
+          <w:lang w:val="en-US"/>
+        </w:rPr>
+      </w:pPr>
+      <w:r>
+        <w:rPr>
+          <w:lang w:val="en-US"/>
+        </w:rPr>
+        <w:t>For each synthetic sample, the feature-space distance to the real class centroid (computed from a frozen baseline model) is used to assign a weight:</w:t>
+      </w:r>
+    </w:p>
+    <w:p>
+      <w:pPr>
+        <w:pStyle w:val="BodyText"/>
+        <w:rPr>
+          <w:lang w:val="en-US"/>
+        </w:rPr>
+      </w:pPr>
+      <m:oMathPara>
+        <m:oMath>
+          <m:sSub>
+            <m:sSubPr>
+              <m:ctrlPr>
+                <w:rPr>
+                  <w:rFonts w:ascii="Cambria Math" w:hAnsi="Cambria Math"/>
+                  <w:i/>
+                  <w:lang w:val="en-US"/>
+                </w:rPr>
+              </m:ctrlPr>
+            </m:sSubPr>
+            <m:e>
+              <m:r>
+                <w:rPr>
+                  <w:rFonts w:ascii="Cambria Math" w:hAnsi="Cambria Math"/>
+                  <w:lang w:val="en-US"/>
+                </w:rPr>
+                <m:t>w</m:t>
+              </m:r>
+            </m:e>
+            <m:sub>
+              <m:r>
+                <w:rPr>
+                  <w:rFonts w:ascii="Cambria Math" w:hAnsi="Cambria Math"/>
+                  <w:lang w:val="en-US"/>
+                </w:rPr>
+                <m:t>i</m:t>
+              </m:r>
+            </m:sub>
+          </m:sSub>
+          <m:r>
+            <w:rPr>
+              <w:rFonts w:ascii="Cambria Math" w:hAnsi="Cambria Math"/>
+              <w:lang w:val="en-US"/>
+            </w:rPr>
+            <m:t>=</m:t>
+          </m:r>
+          <m:r>
+            <m:rPr>
+              <m:sty m:val="p"/>
+            </m:rPr>
+            <w:rPr>
+              <w:rFonts w:ascii="Cambria Math" w:hAnsi="Cambria Math"/>
+              <w:lang w:val="en-US"/>
+            </w:rPr>
+            <m:t>exp⁡</m:t>
+          </m:r>
+          <m:d>
+            <m:dPr>
+              <m:ctrlPr>
+                <w:rPr>
+                  <w:rFonts w:ascii="Cambria Math" w:hAnsi="Cambria Math"/>
+                  <w:i/>
+                  <w:lang w:val="en-US"/>
+                </w:rPr>
+              </m:ctrlPr>
+            </m:dPr>
+            <m:e>
+              <m:r>
+                <w:rPr>
+                  <w:rFonts w:ascii="Cambria Math" w:hAnsi="Cambria Math"/>
+                  <w:lang w:val="en-US"/>
+                </w:rPr>
+                <m:t>-λ*</m:t>
+              </m:r>
+              <m:sSup>
+                <m:sSupPr>
+                  <m:ctrlPr>
+                    <w:rPr>
+                      <w:rFonts w:ascii="Cambria Math" w:hAnsi="Cambria Math"/>
+                      <w:i/>
+                      <w:lang w:val="en-US"/>
+                    </w:rPr>
+                  </m:ctrlPr>
+                </m:sSupPr>
+                <m:e>
+                  <m:r>
+                    <w:rPr>
+                      <w:rFonts w:ascii="Cambria Math" w:hAnsi="Cambria Math"/>
+                      <w:lang w:val="en-US"/>
+                    </w:rPr>
+                    <m:t>dist</m:t>
+                  </m:r>
+                </m:e>
+                <m:sup>
+                  <m:r>
+                    <w:rPr>
+                      <w:rFonts w:ascii="Cambria Math" w:hAnsi="Cambria Math"/>
+                      <w:lang w:val="en-US"/>
+                    </w:rPr>
+                    <m:t>2</m:t>
+                  </m:r>
+                </m:sup>
+              </m:sSup>
+            </m:e>
+          </m:d>
+        </m:oMath>
+      </m:oMathPara>
+    </w:p>
+    <w:p>
+      <w:pPr>
+        <w:pStyle w:val="BodyText"/>
+        <w:rPr>
+          <w:lang w:val="en-US"/>
+        </w:rPr>
+      </w:pPr>
+      <w:r>
+        <w:rPr>
+          <w:lang w:val="en-US"/>
+        </w:rPr>
+        <w:t xml:space="preserve">where </w:t>
       </w:r>
       <m:oMath>
         <m:r>
@@ -1391,16 +1964,13 @@
         </m:r>
       </m:oMath>
       <w:r>
-        <w:rPr>
-          <w:lang w:val="en-US"/>
-        </w:rPr>
         <w:t xml:space="preserve"> </w:t>
       </w:r>
       <w:r>
         <w:rPr>
           <w:lang w:val="en-US"/>
         </w:rPr>
-        <w:t>is a temperature hyperparameter. Real images always receive unit weight. This downweights synthetic samples that are distributionally distant from real data while upweighting those that closely match the real feature distribution. The reweighted loss is normalised by the sum of weights.</w:t>
+        <w:t>. Real samples receive unit weight. This mechanism downweights synthetic samples that deviate from the real distribution.</w:t>
       </w:r>
     </w:p>
     <w:p>
@@ -1422,7 +1992,13 @@
         <w:rPr>
           <w:lang w:val="en-US"/>
         </w:rPr>
-        <w:t>We evaluate each trained model on six axes:</w:t>
+        <w:t>We evaluate all models across multiple axes</w:t>
+      </w:r>
+      <w:r>
+        <w:rPr>
+          <w:lang w:val="en-US"/>
+        </w:rPr>
+        <w:t>:</w:t>
       </w:r>
     </w:p>
     <w:p>
@@ -1440,7 +2016,25 @@
         <w:rPr>
           <w:lang w:val="en-US"/>
         </w:rPr>
-        <w:t>Accuracy: Top-1, macro (mean per-class), and worst-20-class accuracy on the 10,000-image validation set.</w:t>
+        <w:t>Accuracy: Top-1,</w:t>
+      </w:r>
+      <w:r>
+        <w:rPr>
+          <w:lang w:val="en-US"/>
+        </w:rPr>
+        <w:t xml:space="preserve"> Top-5,</w:t>
+      </w:r>
+      <w:r>
+        <w:rPr>
+          <w:lang w:val="en-US"/>
+        </w:rPr>
+        <w:t xml:space="preserve"> macro (mean per-class), and worst-20-class accuracy</w:t>
+      </w:r>
+      <w:r>
+        <w:rPr>
+          <w:lang w:val="en-US"/>
+        </w:rPr>
+        <w:t>.</w:t>
       </w:r>
     </w:p>
     <w:p>
@@ -1458,49 +2052,13 @@
         <w:rPr>
           <w:lang w:val="en-US"/>
         </w:rPr>
-        <w:t xml:space="preserve">Calibration: Expected Calibration Error (ECE) [11] with 15 bins, measuring the discrepancy between predicted confidence and empirical accuracy. Post-hoc temperature scaling </w:t>
-      </w:r>
-      <w:proofErr w:type="spellStart"/>
-      <w:r>
-        <w:rPr>
-          <w:lang w:val="en-US"/>
-        </w:rPr>
-        <w:t>optimises</w:t>
-      </w:r>
-      <w:proofErr w:type="spellEnd"/>
-      <w:r>
-        <w:rPr>
-          <w:lang w:val="en-US"/>
-        </w:rPr>
-        <w:t xml:space="preserve"> a scalar temperature </w:t>
-      </w:r>
-      <w:proofErr w:type="spellStart"/>
-      <w:r>
-        <w:rPr>
-          <w:lang w:val="en-US"/>
-        </w:rPr>
-        <w:t>T on</w:t>
-      </w:r>
-      <w:proofErr w:type="spellEnd"/>
-      <w:r>
-        <w:rPr>
-          <w:lang w:val="en-US"/>
-        </w:rPr>
-        <w:t xml:space="preserve"> validation logits to </w:t>
-      </w:r>
-      <w:proofErr w:type="spellStart"/>
-      <w:r>
-        <w:rPr>
-          <w:lang w:val="en-US"/>
-        </w:rPr>
-        <w:t>minimise</w:t>
-      </w:r>
-      <w:proofErr w:type="spellEnd"/>
-      <w:r>
-        <w:rPr>
-          <w:lang w:val="en-US"/>
-        </w:rPr>
-        <w:t xml:space="preserve"> negative log-likelihood, and calibrated ECE is reported alongside the raw value.</w:t>
+        <w:t>Calibration: Expected Calibration Error (ECE) with temperature scaling</w:t>
+      </w:r>
+      <w:r>
+        <w:rPr>
+          <w:lang w:val="en-US"/>
+        </w:rPr>
+        <w:t>.</w:t>
       </w:r>
     </w:p>
     <w:p>
@@ -1518,21 +2076,13 @@
         <w:rPr>
           <w:lang w:val="en-US"/>
         </w:rPr>
-        <w:t>Corruption Robustness: Accuracy under three controlled corruptions — Gaussian noise (sigma=0.1), Gaussian blur (kernel size 5), and brightness shift (+</w:t>
-      </w:r>
-      <w:proofErr w:type="gramStart"/>
-      <w:r>
-        <w:rPr>
-          <w:lang w:val="en-US"/>
-        </w:rPr>
-        <w:t>0.2) —</w:t>
-      </w:r>
-      <w:proofErr w:type="gramEnd"/>
-      <w:r>
-        <w:rPr>
-          <w:lang w:val="en-US"/>
-        </w:rPr>
-        <w:t xml:space="preserve"> applied to validation images (see Fig. 5).</w:t>
+        <w:t>Robustness: Performance under controlled corruptions (noise, blur, brightness)</w:t>
+      </w:r>
+      <w:r>
+        <w:rPr>
+          <w:lang w:val="en-US"/>
+        </w:rPr>
+        <w:t>.</w:t>
       </w:r>
     </w:p>
     <w:p>
@@ -1550,7 +2100,13 @@
         <w:rPr>
           <w:lang w:val="en-US"/>
         </w:rPr>
-        <w:t>Per-Class Analysis: Per-class accuracy deltas between each pipeline and baseline, classified as beneficial (delta &gt; 2pp), neutral (-2pp to +2pp), or harmful (delta &lt; -2pp) (see Fig. 4).</w:t>
+        <w:t>Per-class impact: Accuracy deltas categorized as beneficial, neutral, or harmful</w:t>
+      </w:r>
+      <w:r>
+        <w:rPr>
+          <w:lang w:val="en-US"/>
+        </w:rPr>
+        <w:t>.</w:t>
       </w:r>
     </w:p>
     <w:p>
@@ -1568,7 +2124,222 @@
         <w:rPr>
           <w:lang w:val="en-US"/>
         </w:rPr>
-        <w:t>Representation Geometry: Effective rank of the penultimate-layer feature covariance matrix (computed as the exponentiated entropy of the normalized eigenvalue distribution) and linear probe accuracy (scikit-learn logistic regression on frozen features). Eigenvalue spectra are visualized in Fig. 6.</w:t>
+        <w:t>Representation geometry: Effective rank of feature covariance and linear probe accuracy</w:t>
+      </w:r>
+      <w:r>
+        <w:rPr>
+          <w:lang w:val="en-US"/>
+        </w:rPr>
+        <w:t>.</w:t>
+      </w:r>
+    </w:p>
+    <w:p>
+      <w:pPr>
+        <w:pStyle w:val="BodyText"/>
+        <w:rPr>
+          <w:lang w:val="en-US"/>
+        </w:rPr>
+      </w:pPr>
+      <w:r>
+        <w:rPr>
+          <w:lang w:val="en-US"/>
+        </w:rPr>
+        <w:t>This multi-axis framework ensures that improvements are not evaluated solely through aggregate accuracy.</w:t>
+      </w:r>
+    </w:p>
+    <w:p>
+      <w:pPr>
+        <w:pStyle w:val="Heading2"/>
+      </w:pPr>
+      <w:r>
+        <w:t>Experimental Setup</w:t>
+      </w:r>
+    </w:p>
+    <w:p>
+      <w:pPr>
+        <w:pStyle w:val="BodyText"/>
+        <w:rPr>
+          <w:lang w:val="en-US"/>
+        </w:rPr>
+      </w:pPr>
+      <w:r>
+        <w:rPr>
+          <w:lang w:val="en-US"/>
+        </w:rPr>
+        <w:t>Experiments are conducted on a single GPU (RTX 4060) with deterministic sampling (seed 42). The Tiny ImageNet subset contains exactly 25 images per class. Synthetic datasets are pre-generated and reused across all runs.</w:t>
+      </w:r>
+    </w:p>
+    <w:p>
+      <w:pPr>
+        <w:pStyle w:val="BodyText"/>
+        <w:rPr>
+          <w:lang w:val="en-US"/>
+        </w:rPr>
+      </w:pPr>
+      <w:r>
+        <w:rPr>
+          <w:lang w:val="en-US"/>
+        </w:rPr>
+        <w:t>Two architectures are evaluated:</w:t>
+      </w:r>
+    </w:p>
+    <w:p>
+      <w:pPr>
+        <w:pStyle w:val="BodyText"/>
+        <w:numPr>
+          <w:ilvl w:val="0"/>
+          <w:numId w:val="29"/>
+        </w:numPr>
+        <w:rPr>
+          <w:lang w:val="en-US"/>
+        </w:rPr>
+      </w:pPr>
+      <w:r>
+        <w:rPr>
+          <w:lang w:val="en-US"/>
+        </w:rPr>
+        <w:t>ResNet-18 (primary analysis)</w:t>
+      </w:r>
+    </w:p>
+    <w:p>
+      <w:pPr>
+        <w:pStyle w:val="BodyText"/>
+        <w:numPr>
+          <w:ilvl w:val="0"/>
+          <w:numId w:val="29"/>
+        </w:numPr>
+        <w:rPr>
+          <w:lang w:val="en-US"/>
+        </w:rPr>
+      </w:pPr>
+      <w:r>
+        <w:rPr>
+          <w:lang w:val="en-US"/>
+        </w:rPr>
+        <w:t>MobileNetV3-Small (cross-architecture validation)</w:t>
+      </w:r>
+    </w:p>
+    <w:p>
+      <w:pPr>
+        <w:pStyle w:val="BodyText"/>
+        <w:rPr>
+          <w:lang w:val="en-US"/>
+        </w:rPr>
+      </w:pPr>
+      <w:r>
+        <w:rPr>
+          <w:lang w:val="en-US"/>
+        </w:rPr>
+        <w:t>The experimental grid includes baseline, three uniform budgets, three adaptive policies, and a ceiling model</w:t>
+      </w:r>
+      <w:r>
+        <w:rPr>
+          <w:lang w:val="en-US"/>
+        </w:rPr>
+        <w:t>.</w:t>
+      </w:r>
+    </w:p>
+    <w:p>
+      <w:pPr>
+        <w:pStyle w:val="Heading2"/>
+      </w:pPr>
+      <w:r>
+        <w:t>Causal Framing of Design</w:t>
+      </w:r>
+    </w:p>
+    <w:p>
+      <w:pPr>
+        <w:pStyle w:val="BodyText"/>
+        <w:rPr>
+          <w:lang w:val="en-US"/>
+        </w:rPr>
+      </w:pPr>
+      <w:r>
+        <w:rPr>
+          <w:lang w:val="en-US"/>
+        </w:rPr>
+        <w:t>The methodology is designed to isolate three factors</w:t>
+      </w:r>
+      <w:r>
+        <w:rPr>
+          <w:lang w:val="en-US"/>
+        </w:rPr>
+        <w:t>:</w:t>
+      </w:r>
+    </w:p>
+    <w:p>
+      <w:pPr>
+        <w:pStyle w:val="BodyText"/>
+        <w:numPr>
+          <w:ilvl w:val="0"/>
+          <w:numId w:val="29"/>
+        </w:numPr>
+        <w:rPr>
+          <w:lang w:val="en-US"/>
+        </w:rPr>
+      </w:pPr>
+      <w:r>
+        <w:rPr>
+          <w:lang w:val="en-US"/>
+        </w:rPr>
+        <w:t>Synthetic scaling (dose–response effect)</w:t>
+      </w:r>
+    </w:p>
+    <w:p>
+      <w:pPr>
+        <w:pStyle w:val="BodyText"/>
+        <w:numPr>
+          <w:ilvl w:val="0"/>
+          <w:numId w:val="29"/>
+        </w:numPr>
+        <w:rPr>
+          <w:lang w:val="en-US"/>
+        </w:rPr>
+      </w:pPr>
+      <w:r>
+        <w:rPr>
+          <w:lang w:val="en-US"/>
+        </w:rPr>
+        <w:t>Allocation strategy (distribution of synthetic data)</w:t>
+      </w:r>
+    </w:p>
+    <w:p>
+      <w:pPr>
+        <w:pStyle w:val="BodyText"/>
+        <w:numPr>
+          <w:ilvl w:val="0"/>
+          <w:numId w:val="29"/>
+        </w:numPr>
+        <w:rPr>
+          <w:lang w:val="en-US"/>
+        </w:rPr>
+      </w:pPr>
+      <w:r>
+        <w:rPr>
+          <w:lang w:val="en-US"/>
+        </w:rPr>
+        <w:t>Sample quality alignment (loss reweighting)</w:t>
+      </w:r>
+    </w:p>
+    <w:p>
+      <w:pPr>
+        <w:pStyle w:val="BodyText"/>
+        <w:rPr>
+          <w:lang w:val="en-US"/>
+        </w:rPr>
+      </w:pPr>
+      <w:r>
+        <w:rPr>
+          <w:lang w:val="en-US"/>
+        </w:rPr>
+        <w:lastRenderedPageBreak/>
+        <w:t>By independently varying these components, the framework enables causal analysis of what drives performance improvements under synthetic augmentation</w:t>
+      </w:r>
+      <w:r>
+        <w:rPr>
+          <w:lang w:val="en-US"/>
+        </w:rPr>
+        <w:t>.</w:t>
       </w:r>
     </w:p>
     <w:p>
@@ -1576,83 +2347,13 @@
         <w:pStyle w:val="Heading1"/>
       </w:pPr>
       <w:r>
-        <w:t>Experimental Setup</w:t>
-      </w:r>
-    </w:p>
-    <w:p>
-      <w:pPr>
-        <w:pStyle w:val="BodyText"/>
-        <w:rPr>
-          <w:lang w:val="en-US"/>
-        </w:rPr>
-      </w:pPr>
-      <w:r>
-        <w:rPr>
-          <w:lang w:val="en-US"/>
-        </w:rPr>
-        <w:t>All experiments are conducted on a single NVIDIA GeForce RTX 4060 (8 GB VRAM) with 64 GB system RAM and CUDA 12.1. The primary benchmark is Tiny ImageNet (200 classes, 64x64, 100,000 training images with 5,000 retained for the low-data regime). The 5% subset is constructed via deterministic stratified sampling (seed 42), yielding exactly 25 images per class.</w:t>
-      </w:r>
-    </w:p>
-    <w:p>
-      <w:pPr>
-        <w:pStyle w:val="BodyText"/>
-        <w:rPr>
-          <w:lang w:val="en-US"/>
-        </w:rPr>
-      </w:pPr>
-      <w:r>
-        <w:rPr>
-          <w:lang w:val="en-US"/>
-        </w:rPr>
-        <w:t xml:space="preserve">Two backbone architectures are evaluated: ResNet-18 [12] (11.7M parameters) and MobileNetV3-Small [13] (2.5M parameters), both </w:t>
-      </w:r>
-      <w:r>
-        <w:rPr>
-          <w:lang w:val="en-US"/>
-        </w:rPr>
-        <w:t>initialized</w:t>
-      </w:r>
-      <w:r>
-        <w:rPr>
-          <w:lang w:val="en-US"/>
-        </w:rPr>
-        <w:t xml:space="preserve"> with ImageNet-pretrained weights from torchvision. The final classification layer is replaced with a 200-way linear head.</w:t>
-      </w:r>
-    </w:p>
-    <w:p>
-      <w:pPr>
-        <w:pStyle w:val="BodyText"/>
-        <w:rPr>
-          <w:lang w:val="en-US"/>
-        </w:rPr>
-      </w:pPr>
-      <w:r>
-        <w:rPr>
-          <w:lang w:val="en-US"/>
-        </w:rPr>
-        <w:t>The synthetic image pool consists of 75,000 images (375 per class) generated by Stable Diffusion v1.5 and cached as PNG files. At each synthetic budget level, a deterministic subset is drawn: 5x = 125/class (25,000 total), 10x = 250/class (50,000 total), 15x = 375/class (75,000 total, using the full pool).</w:t>
-      </w:r>
-    </w:p>
-    <w:p>
-      <w:pPr>
-        <w:pStyle w:val="BodyText"/>
-        <w:rPr>
-          <w:lang w:val="en-US"/>
-        </w:rPr>
-      </w:pPr>
-      <w:r>
-        <w:rPr>
-          <w:lang w:val="en-US"/>
-        </w:rPr>
-        <w:t>For ResNet-18 on Tiny ImageNet, the full experimental grid comprises: Baseline, Uniform 5x, Uniform 10x, Uniform 15x, Adaptive 15x (hard-class), Adaptive 15x (uncertainty), Adaptive 15x (predicted-utility), and Ceiling — eight runs in total. MobileNetV3-Small replicates a reduced grid: Baseline, Uniform 15x, Adaptive 15x, and Ceiling. An overview of all pipeline results is provided in Fig. 8.</w:t>
-      </w:r>
-    </w:p>
-    <w:p>
-      <w:pPr>
-        <w:pStyle w:val="Heading1"/>
-      </w:pPr>
-      <w:r>
-        <w:t>Experimental Setup</w:t>
+        <w:t>Experiment</w:t>
+      </w:r>
+      <w:r>
+        <w:t xml:space="preserve">s and </w:t>
+      </w:r>
+      <w:r>
+        <w:t>Results</w:t>
       </w:r>
     </w:p>
     <w:p>
@@ -1753,7 +2454,6 @@
                 <w:szCs w:val="16"/>
               </w:rPr>
             </w:pPr>
-            <w:proofErr w:type="gramStart"/>
             <w:r>
               <w:rPr>
                 <w:rFonts w:eastAsia="Times New Roman"/>
@@ -1762,18 +2462,7 @@
                 <w:szCs w:val="16"/>
                 <w:lang w:val="en-IN" w:eastAsia="en-IN"/>
               </w:rPr>
-              <w:t>Top-1</w:t>
-            </w:r>
-            <w:proofErr w:type="gramEnd"/>
-            <w:r>
-              <w:rPr>
-                <w:rFonts w:eastAsia="Times New Roman"/>
-                <w:color w:val="000000"/>
-                <w:sz w:val="16"/>
-                <w:szCs w:val="16"/>
-                <w:lang w:val="en-IN" w:eastAsia="en-IN"/>
-              </w:rPr>
-              <w:t xml:space="preserve"> (%)</w:t>
+              <w:t>Top-1 (%)</w:t>
             </w:r>
           </w:p>
         </w:tc>
@@ -2743,11 +3432,7 @@
         <w:pStyle w:val="BodyText"/>
       </w:pPr>
       <w:r>
-        <w:t xml:space="preserve">The ceiling model achieves 70.99%, establishing a gap of 21.55 percentage points from the baseline. The best </w:t>
-      </w:r>
-      <w:r>
-        <w:lastRenderedPageBreak/>
-        <w:t>DiffusionBoost configuration (Uniform 5x) recovers only 10.3% of this gap (2.21 of 21.55 pp). At the 15x budget, recovery drops to 1.9% (0.41 pp). This non-monotonic scaling behaviour — where moderate synthetic augmentation helps but larger doses saturate — is the central empirical finding of our study.</w:t>
+        <w:t>The ceiling model achieves 70.99%, establishing a gap of 21.55 percentage points from the baseline. The best DiffusionBoost configuration (Uniform 5x) recovers only 10.3% of this gap (2.21 of 21.55 pp). At the 15x budget, recovery drops to 1.9% (0.41 pp). This non-monotonic scaling behaviour — where moderate synthetic augmentation helps but larger doses saturate — is the central empirical finding of our study.</w:t>
       </w:r>
     </w:p>
     <w:p>
@@ -2851,13 +3536,7 @@
         <w:rPr>
           <w:lang w:val="en-US"/>
         </w:rPr>
-        <w:t xml:space="preserve">The shift from a net-positive help/harm balance at 5x (106 helped vs 69 harmed) to an even split at 15x (90 vs 90) demonstrates that additional synthetic data does not merely become neutral — it actively harms certain classes. This harm likely arises from the balanced sampler exposing the model to </w:t>
-      </w:r>
-      <w:r>
-        <w:rPr>
-          <w:lang w:val="en-US"/>
-        </w:rPr>
-        <w:t>more synthetic samples from classes whose generated images are semantically misaligned with real data, progressively biasing the learned representations.</w:t>
+        <w:t>The shift from a net-positive help/harm balance at 5x (106 helped vs 69 harmed) to an even split at 15x (90 vs 90) demonstrates that additional synthetic data does not merely become neutral — it actively harms certain classes. This harm likely arises from the balanced sampler exposing the model to more synthetic samples from classes whose generated images are semantically misaligned with real data, progressively biasing the learned representations.</w:t>
       </w:r>
     </w:p>
     <w:p>
@@ -2881,14 +3560,12 @@
         </w:rPr>
         <w:t xml:space="preserve">The baseline model exhibits substantial overconfidence (ECE = 0.151), consistent with findings from Guo et al. [11] on calibration of modern neural networks. DiffusionBoost at moderate budgets substantially improves raw calibration: Uniform 10x achieves ECE = 0.057, a 62% reduction (see ECE axis in Fig. 2). This improvement is partly attributable to the </w:t>
       </w:r>
-      <w:proofErr w:type="spellStart"/>
-      <w:r>
-        <w:rPr>
-          <w:lang w:val="en-US"/>
-        </w:rPr>
-        <w:t>regularisation</w:t>
-      </w:r>
-      <w:proofErr w:type="spellEnd"/>
+      <w:r>
+        <w:rPr>
+          <w:lang w:val="en-US"/>
+        </w:rPr>
+        <w:t>regularization</w:t>
+      </w:r>
       <w:r>
         <w:rPr>
           <w:lang w:val="en-US"/>
@@ -3231,6 +3908,7 @@
                 <w:color w:val="000000"/>
                 <w:lang w:val="en-IN" w:eastAsia="en-IN"/>
               </w:rPr>
+              <w:lastRenderedPageBreak/>
               <w:t>Uniform 10x</w:t>
             </w:r>
           </w:p>
@@ -4636,14 +5314,7 @@
         <w:rPr>
           <w:lang w:val="en-US"/>
         </w:rPr>
-        <w:t xml:space="preserve">Corruption analysis reveals a nuanced trade-off (Fig. 5). DiffusionBoost models maintain or slightly improve accuracy under blur and brightness corruptions relative to baseline: Uniform 5x achieves 50.42% under blur (vs 48.18% baseline) and 49.74% under brightness (vs 47.40%). However, all augmented models exhibit substantially degraded noise robustness: Uniform 5x drops to 5.51% under Gaussian noise, </w:t>
-      </w:r>
-      <w:r>
-        <w:rPr>
-          <w:lang w:val="en-US"/>
-        </w:rPr>
-        <w:lastRenderedPageBreak/>
-        <w:t>compared to 17.03% for baseline — a 68% relative degradation.</w:t>
+        <w:t>Corruption analysis reveals a nuanced trade-off (Fig. 5). DiffusionBoost models maintain or slightly improve accuracy under blur and brightness corruptions relative to baseline: Uniform 5x achieves 50.42% under blur (vs 48.18% baseline) and 49.74% under brightness (vs 47.40%). However, all augmented models exhibit substantially degraded noise robustness: Uniform 5x drops to 5.51% under Gaussian noise, compared to 17.03% for baseline — a 68% relative degradation.</w:t>
       </w:r>
     </w:p>
     <w:p>
@@ -5293,28 +5964,24 @@
         </w:rPr>
         <w:t xml:space="preserve">The effective rank of the feature covariance matrix increases from 31.77 (baseline) to 35.83 (Uniform 5x), indicating that synthetic augmentation encourages the model to </w:t>
       </w:r>
-      <w:proofErr w:type="spellStart"/>
-      <w:r>
-        <w:rPr>
-          <w:lang w:val="en-US"/>
-        </w:rPr>
-        <w:t>utilise</w:t>
-      </w:r>
-      <w:proofErr w:type="spellEnd"/>
+      <w:r>
+        <w:rPr>
+          <w:lang w:val="en-US"/>
+        </w:rPr>
+        <w:t>utilize</w:t>
+      </w:r>
       <w:r>
         <w:rPr>
           <w:lang w:val="en-US"/>
         </w:rPr>
         <w:t xml:space="preserve"> a higher-dimensional feature space. The ceiling model's effective rank (34.10) is comparable to the augmented models, suggesting that synthetic data pushes representation dimensionality toward the level achieved by abundant real data. Notably, the effective rank increase persists even at 15x budget (33.66), where accuracy gains have saturated, indicating that improved feature </w:t>
       </w:r>
-      <w:proofErr w:type="spellStart"/>
-      <w:r>
-        <w:rPr>
-          <w:lang w:val="en-US"/>
-        </w:rPr>
-        <w:t>utilisation</w:t>
-      </w:r>
-      <w:proofErr w:type="spellEnd"/>
+      <w:r>
+        <w:rPr>
+          <w:lang w:val="en-US"/>
+        </w:rPr>
+        <w:t>utilization</w:t>
+      </w:r>
       <w:r>
         <w:rPr>
           <w:lang w:val="en-US"/>
@@ -5360,7 +6027,7 @@
         <w:rPr>
           <w:lang w:val="en-US"/>
         </w:rPr>
-        <w:t>Our results reveal what we term the GenAI Augmentation Paradox: diffusion-generated synthetic data provides measurable benefits in low-data image classification, but the magnitude of these benefits is modest, dose-dependent, and subject to clear diminishing returns. We discuss the key implications.</w:t>
+        <w:t>Our results establish the GenAI Augmentation Paradox: diffusion-generated synthetic data provides measurable benefits in low-data image classification, but these gains are modest, non-monotonic, and exhibit clear diminishing returns. Synthetic augmentation is therefore a limited, dose-dependent tool rather than a scalable substitute for real data.</w:t>
       </w:r>
     </w:p>
     <w:p>
@@ -5374,49 +6041,7 @@
         <w:rPr>
           <w:lang w:val="en-US"/>
         </w:rPr>
-        <w:t xml:space="preserve">Diminishing returns and the saturation phenomenon. The non-monotonic scaling </w:t>
-      </w:r>
-      <w:proofErr w:type="spellStart"/>
-      <w:r>
-        <w:rPr>
-          <w:lang w:val="en-US"/>
-        </w:rPr>
-        <w:t>behaviour</w:t>
-      </w:r>
-      <w:proofErr w:type="spellEnd"/>
-      <w:r>
-        <w:rPr>
-          <w:lang w:val="en-US"/>
-        </w:rPr>
-        <w:t xml:space="preserve"> — improvement at 5x, plateau at 10x, and mild regression at 15x (Fig. </w:t>
-      </w:r>
-      <w:proofErr w:type="gramStart"/>
-      <w:r>
-        <w:rPr>
-          <w:lang w:val="en-US"/>
-        </w:rPr>
-        <w:t>2) —</w:t>
-      </w:r>
-      <w:proofErr w:type="gramEnd"/>
-      <w:r>
-        <w:rPr>
-          <w:lang w:val="en-US"/>
-        </w:rPr>
-        <w:t xml:space="preserve"> is our most important finding. We attribute this to the bounded diversity of the synthetic data pool. Stable Diffusion v1.5 generates images conditioned on text prompts, and the visual diversity achievable from four template variations is inherently limited. At low synthetic ratios, the model benefits from novel viewpoints and variations </w:t>
-      </w:r>
-      <w:proofErr w:type="gramStart"/>
-      <w:r>
-        <w:rPr>
-          <w:lang w:val="en-US"/>
-        </w:rPr>
-        <w:t>not present</w:t>
-      </w:r>
-      <w:proofErr w:type="gramEnd"/>
-      <w:r>
-        <w:rPr>
-          <w:lang w:val="en-US"/>
-        </w:rPr>
-        <w:t xml:space="preserve"> in the small real subset. At higher ratios, the synthetic pool is self-similar: additional images recapitulate existing visual patterns without introducing new discriminative features.</w:t>
+        <w:t>The dominant mechanism is bounded diversity within the synthetic distribution. At low budgets (5×), synthetic samples introduce complementary variations absent from the small real dataset, yielding measurable accuracy gains. However, as the budget increases, additional samples become increasingly redundant or semantically misaligned. Because all images are generated from a fixed model and prompt space, marginal information gain rapidly decreases, leading to saturation. In some cases, excessive synthetic exposure biases representations toward generative artifacts, degrading class-specific discrimination.</w:t>
       </w:r>
     </w:p>
     <w:p>
@@ -5430,7 +6055,26 @@
         <w:rPr>
           <w:lang w:val="en-US"/>
         </w:rPr>
-        <w:t>The FID evidence supports this interpretation (Fig. 7). FID scores are nearly identical across budgets (140.0, 139.6, 139.5 at 5x, 10x, 15x), confirming that the distributional properties of the synthetic pool do not change as it grows — the model is simply seeing more samples from the same distribution.</w:t>
+        <w:t xml:space="preserve">This </w:t>
+      </w:r>
+      <w:r>
+        <w:rPr>
+          <w:lang w:val="en-US"/>
+        </w:rPr>
+        <w:t>behavior</w:t>
+      </w:r>
+      <w:r>
+        <w:rPr>
+          <w:lang w:val="en-US"/>
+        </w:rPr>
+        <w:t xml:space="preserve"> is empirically supported by both scaling and distributional evidence. Accuracy improves at 5×, plateaus at 10×, and slightly degrades at 15×, demonstrating a clear non-monotonic dose–response relationship. Correspondingly, FID remains nearly constant across budgets, indicating that larger synthetic pools do not introduce new distributional diversity </w:t>
+      </w:r>
+      <w:r>
+        <w:rPr>
+          <w:lang w:val="en-US"/>
+        </w:rPr>
+        <w:lastRenderedPageBreak/>
+        <w:t>but merely replicate existing patterns. Together, these results confirm that synthetic scaling is constrained by diversity, not volume.</w:t>
       </w:r>
     </w:p>
     <w:p>
@@ -5444,250 +6088,678 @@
         <w:rPr>
           <w:lang w:val="en-US"/>
         </w:rPr>
-        <w:t>The ceiling gap. The 21.55pp gap between baseline and ceiling, of which synthetic augmentation closes at most 10.3%, quantifies the fundamental limitation of synthetic augmentation. Real images carry class-specific visual details — texture, pose, background context, intra-class variation — that text-conditioned diffusion models do not reliably reproduce at 64x64 resolution. The ceiling result (70.99%) demonstrates that the classification task is far from intrinsically intractable; the bottleneck is information content, not model c</w:t>
-      </w:r>
-      <w:r>
-        <w:rPr>
-          <w:lang w:val="en-US"/>
-        </w:rPr>
+        <w:t>Ablation results clarify causality. Performance gains are driven by low-dose diversity, not allocation strategy or loss reweighting. Adaptive allocation policies and synthetic-aware loss fail to produce consistent improvements over uniform augmentation, indicating that the intrinsic quality and diversity of synthetic data dominate downstream performance. At high budgets, where marginal utility approaches zero, redistributing synthetic samples across classes yields no meaningful benefit.</w:t>
+      </w:r>
+    </w:p>
+    <w:p>
+      <w:pPr>
+        <w:pStyle w:val="BodyText"/>
+        <w:rPr>
+          <w:lang w:val="en-US"/>
+        </w:rPr>
+      </w:pPr>
+      <w:r>
+        <w:rPr>
+          <w:lang w:val="en-US"/>
+        </w:rPr>
+        <w:t>The ceiling gap further quantifies this limitation. Synthetic augmentation recovers only a small fraction of the performance gap between the low-data baseline and the full-data ceiling, demonstrating that real data provides critical information—fine-grained texture, pose variation, and contextual cues—that text-conditioned diffusion models do not reliably capture at low resolution. The bottleneck is therefore information content rather than model capacity.</w:t>
+      </w:r>
+    </w:p>
+    <w:p>
+      <w:pPr>
+        <w:pStyle w:val="BodyText"/>
+        <w:rPr>
+          <w:lang w:val="en-US"/>
+        </w:rPr>
+      </w:pPr>
+      <w:r>
+        <w:rPr>
+          <w:lang w:val="en-US"/>
+        </w:rPr>
+        <w:t>Despite limited accuracy gains, synthetic augmentation provides consistent calibration improvements. Moderate budgets significantly reduce ECE, producing more reliable confidence estimates. This suggests that synthetic data acts as a regularizer on predictive confidence, which is valuable in deployment settings where calibrated uncertainty is critical.</w:t>
+      </w:r>
+    </w:p>
+    <w:p>
+      <w:pPr>
+        <w:pStyle w:val="BodyText"/>
+        <w:rPr>
+          <w:lang w:val="en-US"/>
+        </w:rPr>
+      </w:pPr>
+      <w:r>
+        <w:rPr>
+          <w:lang w:val="en-US"/>
+        </w:rPr>
+        <w:t>Representation analysis reveals a further dissociation: feature quality improves even when accuracy saturates. Linear probe performance continues to increase at higher synthetic budgets, indicating that synthetic data enhances intermediate representations even when the classifier head fails to exploit these improvements. This suggests potential downstream benefits for transfer learning, where feature quality is more important than task-specific accuracy.</w:t>
+      </w:r>
+    </w:p>
+    <w:p>
+      <w:pPr>
+        <w:pStyle w:val="BodyText"/>
+        <w:rPr>
+          <w:lang w:val="en-US"/>
+        </w:rPr>
+      </w:pPr>
+      <w:r>
+        <w:rPr>
+          <w:lang w:val="en-US"/>
+        </w:rPr>
+        <w:t xml:space="preserve">Cross-architecture validation confirms that these findings are not backbone-specific. Consistent scaling </w:t>
+      </w:r>
+      <w:r>
+        <w:rPr>
+          <w:lang w:val="en-US"/>
+        </w:rPr>
+        <w:t>behavior</w:t>
+      </w:r>
+      <w:r>
+        <w:rPr>
+          <w:lang w:val="en-US"/>
+        </w:rPr>
+        <w:t xml:space="preserve"> across ResNet-18 and MobileNetV3-Small indicates that the observed dose–response relationship </w:t>
+      </w:r>
+      <w:r>
+        <w:rPr>
+          <w:lang w:val="en-US"/>
+        </w:rPr>
+        <w:t>generalizes</w:t>
+      </w:r>
+      <w:r>
+        <w:rPr>
+          <w:lang w:val="en-US"/>
+        </w:rPr>
+        <w:t xml:space="preserve"> across model capacity regimes. This supports the interpretation that the limitation arises from the synthetic data distribution rather than the classifier architecture.</w:t>
+      </w:r>
+    </w:p>
+    <w:p>
+      <w:pPr>
+        <w:pStyle w:val="BodyText"/>
+        <w:rPr>
+          <w:lang w:val="en-US"/>
+        </w:rPr>
+      </w:pPr>
+      <w:r>
+        <w:rPr>
+          <w:lang w:val="en-US"/>
+        </w:rPr>
+        <w:t>Several limitations remain. The study evaluates a single generative model with fixed prompt templates; improved generative diversity or adaptive prompting may shift the saturation point. The extreme low-data regime (5%) may amplify observed effects, and results may differ at higher data availability. Additionally, the allocation model relies on simple class-level features, which may be insufficient to capture the true determinants of synthetic utility.</w:t>
+      </w:r>
+    </w:p>
+    <w:p>
+      <w:pPr>
+        <w:pStyle w:val="BodyText"/>
+        <w:rPr>
+          <w:lang w:val="en-US"/>
+        </w:rPr>
+      </w:pPr>
+      <w:r>
+        <w:rPr>
+          <w:lang w:val="en-US"/>
+        </w:rPr>
+        <w:t>Overall, the results demonstrate that synthetic augmentation is useful but fundamentally constrained. Its effectiveness depends on diversity, distribution alignment, and moderate usage. Beyond a critical threshold, additional synthetic data provides negligible or negative returns, establishing a clear and measurable limit to its utility in low-data regimes.</w:t>
+      </w:r>
+    </w:p>
+    <w:p>
+      <w:pPr>
+        <w:pStyle w:val="Heading1"/>
+      </w:pPr>
+      <w:r>
+        <w:t>Conclusion</w:t>
+      </w:r>
+    </w:p>
+    <w:p>
+      <w:pPr>
+        <w:pStyle w:val="BodyText"/>
+        <w:rPr>
+          <w:lang w:val="en-US"/>
+        </w:rPr>
+      </w:pPr>
+      <w:r>
+        <w:rPr>
+          <w:lang w:val="en-US"/>
+        </w:rPr>
+        <w:t xml:space="preserve">We have conducted a controlled multi-axis evaluation of diffusion-based synthetic data augmentation for low-data image classification on Tiny ImageNet. Our findings establish </w:t>
+      </w:r>
+      <w:r>
+        <w:rPr>
+          <w:lang w:val="en-US"/>
+        </w:rPr>
+        <w:t>three principal conclusions. First, synthetic augmentation follows a dose-response curve with clear diminishing returns: a modest 5x budget produces the largest accuracy gain (2.21pp), while higher budgets (10x, 15x) yield no additional improvement (Fig. 2). Second, at saturation budget levels, adaptive allocation policies (hard-class, uncertainty, predicted-utility) do not meaningfully outperform uniform allocation, because the marginal value of synthetic data is uniformly low when the synthetic pool's diversity has been exhausted (Fig. 3). Third, synthetic augmentation improves model calibration and feature representation quality even when Top-1 accuracy gains are modest, as evidenced by reduced ECE, higher effective rank, and improved linear probe accuracy (Fig. 6, Fig. 8)</w:t>
+      </w:r>
+      <w:r>
+        <w:rPr>
+          <w:lang w:val="en-US"/>
+        </w:rPr>
+        <w:t>.</w:t>
+      </w:r>
+    </w:p>
+    <w:p>
+      <w:pPr>
+        <w:pStyle w:val="BodyText"/>
+        <w:rPr>
+          <w:lang w:val="en-US"/>
+        </w:rPr>
+      </w:pPr>
+      <w:r>
+        <w:rPr>
+          <w:lang w:val="en-US"/>
+        </w:rPr>
+        <w:t>These results reframe the synthetic augmentation question from "Does synthetic data help?" to "How much synthetic data helps, and under what conditions?" The answer, at least for text-conditioned diffusion models at 64x64 resolution in a 5% data regime, is: a little helps, more does not, and the ceiling gap remains substantial. Proving this limitation is as valuable as achieving a new high score, as it provides practitioners with actionable guidance on when and how much to invest in synthetic data generation.</w:t>
+      </w:r>
+    </w:p>
+    <w:p>
+      <w:pPr>
+        <w:pStyle w:val="BodyText"/>
+        <w:rPr>
+          <w:lang w:val="en-US"/>
+        </w:rPr>
+      </w:pPr>
+      <w:r>
+        <w:rPr>
+          <w:lang w:val="en-US"/>
+        </w:rPr>
+        <w:t xml:space="preserve">Future work should investigate whether higher-fidelity generative models, adaptive prompting strategies, or image-conditioned synthesis can push the saturation point further. Testing adaptive allocation at lower synthetic budgets (where we </w:t>
+      </w:r>
+      <w:r>
+        <w:rPr>
+          <w:lang w:val="en-US"/>
+        </w:rPr>
+        <w:t>hypothesize</w:t>
+      </w:r>
+      <w:r>
+        <w:rPr>
+          <w:lang w:val="en-US"/>
+        </w:rPr>
+        <w:t xml:space="preserve"> it would be more effective) and extending the study to additional datasets (CIFAR-100, </w:t>
+      </w:r>
+      <w:r>
+        <w:rPr>
+          <w:lang w:val="en-US"/>
+        </w:rPr>
+        <w:t>specialized</w:t>
+      </w:r>
+      <w:r>
+        <w:rPr>
+          <w:lang w:val="en-US"/>
+        </w:rPr>
+        <w:t xml:space="preserve"> domains) would strengthen the </w:t>
+      </w:r>
+      <w:r>
+        <w:rPr>
+          <w:lang w:val="en-US"/>
+        </w:rPr>
+        <w:t>generalizability</w:t>
+      </w:r>
+      <w:r>
+        <w:rPr>
+          <w:lang w:val="en-US"/>
+        </w:rPr>
+        <w:t xml:space="preserve"> of our conclusions.</w:t>
+      </w:r>
+    </w:p>
+    <w:p>
+      <w:pPr>
+        <w:pStyle w:val="Heading5"/>
+      </w:pPr>
+      <w:r>
+        <w:t>References</w:t>
+      </w:r>
+    </w:p>
+    <w:p>
+      <w:pPr>
+        <w:pStyle w:val="references"/>
+      </w:pPr>
+      <w:r>
+        <w:t xml:space="preserve">K. He, </w:t>
+      </w:r>
+      <w:r>
+        <w:t>et al.</w:t>
+      </w:r>
+      <w:r>
+        <w:t>, “Deep residual learning for image recognition,” in Proc. IEEE Conf. Comput. Vis. Pattern Recognit. (CVPR), 2016.</w:t>
+      </w:r>
+    </w:p>
+    <w:p>
+      <w:pPr>
+        <w:pStyle w:val="references"/>
+      </w:pPr>
+      <w:r>
+        <w:t xml:space="preserve">A. Howard, </w:t>
+      </w:r>
+      <w:r>
+        <w:t>et al.</w:t>
+      </w:r>
+      <w:r>
+        <w:t>, “Searching for MobileNetV3,” in Proc. IEEE/CVF Int. Conf. Comput. Vis. (ICCV), 2019.</w:t>
+      </w:r>
+    </w:p>
+    <w:p>
+      <w:pPr>
+        <w:pStyle w:val="references"/>
+      </w:pPr>
+      <w:r>
+        <w:t xml:space="preserve">C. Guo, </w:t>
+      </w:r>
+      <w:r>
+        <w:t>et al.</w:t>
+      </w:r>
+      <w:r>
+        <w:t>, “On calibration of modern neural networks,” in Proc. Int. Conf. Mach. Learn. (ICML), 2017.</w:t>
+      </w:r>
+    </w:p>
+    <w:p>
+      <w:pPr>
+        <w:pStyle w:val="references"/>
+      </w:pPr>
+      <w:r>
+        <w:t xml:space="preserve">S. Kornblith, </w:t>
+      </w:r>
+      <w:r>
+        <w:t>et al.</w:t>
+      </w:r>
+      <w:r>
+        <w:t>, “Similarity of neural network representations revisited,” in Proc. Int. Conf. Mach. Learn. (ICML), 2019.</w:t>
+      </w:r>
+    </w:p>
+    <w:p>
+      <w:pPr>
+        <w:pStyle w:val="references"/>
+      </w:pPr>
+      <w:r>
+        <w:t xml:space="preserve">T. Cui, </w:t>
+      </w:r>
+      <w:r>
+        <w:t>et al.</w:t>
+      </w:r>
+      <w:r>
+        <w:t>, “Deconfounded representation similarity for comparison of neural networks,” in Adv. Neural Inf. Process. Syst. (NeurIPS), 2022.</w:t>
+      </w:r>
+    </w:p>
+    <w:p>
+      <w:pPr>
+        <w:pStyle w:val="references"/>
+      </w:pPr>
+      <w:r>
+        <w:t>M</w:t>
+      </w:r>
+      <w:r>
+        <w:t>. Wortsman</w:t>
+      </w:r>
+      <w:r>
+        <w:t>,</w:t>
+      </w:r>
+      <w:r>
+        <w:t xml:space="preserve"> et al.</w:t>
+      </w:r>
+      <w:r>
+        <w:t>, “</w:t>
+      </w:r>
+      <w:r>
+        <w:t xml:space="preserve">Robust </w:t>
+      </w:r>
+      <w:r>
+        <w:t>f</w:t>
+      </w:r>
+      <w:r>
+        <w:t>ine-</w:t>
+      </w:r>
+      <w:r>
+        <w:t>t</w:t>
+      </w:r>
+      <w:r>
+        <w:t xml:space="preserve">uning of </w:t>
+      </w:r>
+      <w:r>
+        <w:t>z</w:t>
+      </w:r>
+      <w:r>
+        <w:t>ero-</w:t>
+      </w:r>
+      <w:r>
+        <w:t>s</w:t>
+      </w:r>
+      <w:r>
+        <w:t xml:space="preserve">hot </w:t>
+      </w:r>
+      <w:r>
+        <w:t>mo</w:t>
+      </w:r>
+      <w:r>
+        <w:t>dels</w:t>
+      </w:r>
+      <w:r>
+        <w:t>,” in</w:t>
+      </w:r>
+      <w:r>
+        <w:t xml:space="preserve"> IEEE/CVF Conference on Computer Vision and Pattern Recognition (CVPR), 2022</w:t>
+      </w:r>
+      <w:r>
+        <w:t>.</w:t>
+      </w:r>
+    </w:p>
+    <w:p>
+      <w:pPr>
+        <w:pStyle w:val="references"/>
+      </w:pPr>
+      <w:r>
+        <w:t>S</w:t>
+      </w:r>
+      <w:r>
+        <w:t>-A Rebuffi</w:t>
+      </w:r>
+      <w:r>
+        <w:t>, et al.</w:t>
+      </w:r>
+      <w:r>
+        <w:t>, “</w:t>
+      </w:r>
+      <w:r>
+        <w:t xml:space="preserve">Data </w:t>
+      </w:r>
+      <w:r>
         <w:t>a</w:t>
       </w:r>
       <w:r>
-        <w:rPr>
-          <w:lang w:val="en-US"/>
-        </w:rPr>
-        <w:t>pacity.</w:t>
-      </w:r>
-    </w:p>
-    <w:p>
-      <w:pPr>
-        <w:pStyle w:val="BodyText"/>
-        <w:rPr>
-          <w:lang w:val="en-US"/>
-        </w:rPr>
-      </w:pPr>
-      <w:r>
-        <w:rPr>
-          <w:lang w:val="en-US"/>
-        </w:rPr>
-        <w:t xml:space="preserve">Allocation policy null result. The failure of adaptive allocation to outperform uniform allocation is itself a meaningful result (Fig. 3). It implies that, at the 15x budget where synthetic data saturation has already occurred, the marginal value of synthetic data is uniformly low across all classes. Redistribution of a near-zero-value resource cannot produce meaningful gains. The extremely low R-squared (0.013) of the utility prediction model confirms that per-class utility is effectively stochastic at saturation. We </w:t>
-      </w:r>
-      <w:proofErr w:type="spellStart"/>
-      <w:r>
-        <w:rPr>
-          <w:lang w:val="en-US"/>
-        </w:rPr>
-        <w:t>hypothesise</w:t>
-      </w:r>
-      <w:proofErr w:type="spellEnd"/>
-      <w:r>
-        <w:rPr>
-          <w:lang w:val="en-US"/>
-        </w:rPr>
-        <w:t xml:space="preserve"> that adaptive allocation would show greater benefit at the 5x budget, where synthetic data still carries positive marginal value and class-level variation in benefit is more pronounced.</w:t>
-      </w:r>
-    </w:p>
-    <w:p>
-      <w:pPr>
-        <w:pStyle w:val="BodyText"/>
-        <w:rPr>
-          <w:lang w:val="en-US"/>
-        </w:rPr>
-      </w:pPr>
-      <w:r>
-        <w:rPr>
-          <w:lang w:val="en-US"/>
-        </w:rPr>
-        <w:t>Calibration benefit. The substantial improvement in calibration (ECE reduction from 0.151 to 0.057 at 10x) is a practically valuable finding. In deployment settings where confident predictions trigger irreversible actions (e.g., medical diagnosis), calibration improvements matter as much as or more than accuracy gains. Synthetic augmentation combined with label smoothing produces models whose confidence estimates are significantly more reliable, even when accuracy gains are modest.</w:t>
-      </w:r>
-    </w:p>
-    <w:p>
-      <w:pPr>
-        <w:pStyle w:val="BodyText"/>
-        <w:rPr>
-          <w:lang w:val="en-US"/>
-        </w:rPr>
-      </w:pPr>
-      <w:r>
-        <w:rPr>
-          <w:lang w:val="en-US"/>
-        </w:rPr>
-        <w:t xml:space="preserve">Representation improvement. The dissociation between Top-1 accuracy and linear probe accuracy (Fig. </w:t>
-      </w:r>
-      <w:proofErr w:type="gramStart"/>
-      <w:r>
-        <w:rPr>
-          <w:lang w:val="en-US"/>
-        </w:rPr>
-        <w:t>8) —</w:t>
-      </w:r>
-      <w:proofErr w:type="gramEnd"/>
-      <w:r>
-        <w:rPr>
-          <w:lang w:val="en-US"/>
-        </w:rPr>
-        <w:t xml:space="preserve"> where probe accuracy continues to improve even at budgets where Top-1 plateaus — suggests that synthetic data improves intermediate feature representations in ways that the fine-tuned classifier head does not fully exploit. This has </w:t>
-      </w:r>
-      <w:r>
-        <w:rPr>
-          <w:lang w:val="en-US"/>
-        </w:rPr>
+        <w:t xml:space="preserve">ugmentation </w:t>
+      </w:r>
+      <w:r>
+        <w:t>c</w:t>
+      </w:r>
+      <w:r>
+        <w:t xml:space="preserve">an </w:t>
+      </w:r>
+      <w:r>
+        <w:t>i</w:t>
+      </w:r>
+      <w:r>
+        <w:t xml:space="preserve">mprove </w:t>
+      </w:r>
+      <w:r>
+        <w:t>r</w:t>
+      </w:r>
+      <w:r>
+        <w:t>obustness</w:t>
+      </w:r>
+      <w:r>
+        <w:t>,”</w:t>
+      </w:r>
+      <w:r>
+        <w:t xml:space="preserve"> in NeurIPS</w:t>
+      </w:r>
+      <w:r>
+        <w:t>, 202</w:t>
+      </w:r>
+      <w:r>
+        <w:t>1</w:t>
+      </w:r>
+      <w:r>
+        <w:t>.</w:t>
+      </w:r>
+    </w:p>
+    <w:p>
+      <w:pPr>
+        <w:pStyle w:val="references"/>
+      </w:pPr>
+      <w:r>
+        <w:t xml:space="preserve">J. Deng, </w:t>
+      </w:r>
+      <w:r>
+        <w:t>et al.</w:t>
+      </w:r>
+      <w:r>
+        <w:t>, “ImageNet: A large-scale hierarchical image database,” in Proc. IEEE Conf. Comput. Vis. Pattern Recognit. (CVPR), 2009.</w:t>
+      </w:r>
+    </w:p>
+    <w:p>
+      <w:pPr>
+        <w:pStyle w:val="references"/>
+      </w:pPr>
+      <w:r>
+        <w:t>J. Ho, A. Jain, and P. Abbeel, “Denoising diffusion probabilistic models,” in Adv. Neural Inf. Process. Syst. (NeurIPS), 2020.</w:t>
+      </w:r>
+    </w:p>
+    <w:p>
+      <w:pPr>
+        <w:pStyle w:val="references"/>
+      </w:pPr>
+      <w:r>
+        <w:t xml:space="preserve">R. Rombach, </w:t>
+      </w:r>
+      <w:r>
+        <w:t>et al.</w:t>
+      </w:r>
+      <w:r>
+        <w:t>, “High-resolution image synthesis with latent diffusion models,” in Proc. IEEE/CVF Conf. Comput. Vis. Pattern Recognit. (CVPR), 2022.</w:t>
+      </w:r>
+    </w:p>
+    <w:p>
+      <w:pPr>
+        <w:pStyle w:val="references"/>
+      </w:pPr>
+      <w:r>
+        <w:t>P. Dhariwal and A. Nichol, “Diffusion models beat GANs on image synthesis,” in Adv. Neural Inf. Process. Syst. (NeurIPS), 2021.</w:t>
+      </w:r>
+    </w:p>
+    <w:p>
+      <w:pPr>
+        <w:pStyle w:val="references"/>
+      </w:pPr>
+      <w:r>
+        <w:t>J. Ho and T. Salimans, “Classifier-free diffusion guidance,” arXiv preprint arXiv:2207.12598, 2022.</w:t>
+      </w:r>
+    </w:p>
+    <w:p>
+      <w:pPr>
+        <w:pStyle w:val="references"/>
+      </w:pPr>
+      <w:r>
+        <w:t xml:space="preserve">M. Heusel, </w:t>
+      </w:r>
+      <w:r>
+        <w:t>et al.</w:t>
+      </w:r>
+      <w:r>
+        <w:t>, “GANs trained by a two time-scale update rule converge to a local Nash equilibrium,” in Adv. Neural Inf. Process. Syst. (NeurIPS), 2017.</w:t>
+      </w:r>
+    </w:p>
+    <w:p>
+      <w:pPr>
+        <w:pStyle w:val="references"/>
+      </w:pPr>
+      <w:r>
+        <w:t xml:space="preserve">S. Azizi, </w:t>
+      </w:r>
+      <w:r>
+        <w:t>et al.</w:t>
+      </w:r>
+      <w:r>
+        <w:t>, “Synthetic data from diffusion models improves ImageNet classification,” Trans. Mach. Learn. Res., 2023.</w:t>
+      </w:r>
+    </w:p>
+    <w:p>
+      <w:pPr>
+        <w:pStyle w:val="references"/>
+      </w:pPr>
+      <w:r>
         <w:lastRenderedPageBreak/>
-        <w:t>implications for downstream transfer: models augmented with synthetic data may produce better features for tasks beyond the training objective.</w:t>
-      </w:r>
-    </w:p>
-    <w:p>
-      <w:pPr>
-        <w:pStyle w:val="BodyText"/>
-        <w:rPr>
-          <w:lang w:val="en-US"/>
-        </w:rPr>
-      </w:pPr>
-      <w:r>
-        <w:rPr>
-          <w:lang w:val="en-US"/>
-        </w:rPr>
-        <w:t xml:space="preserve">Limitations. Our study has several limitations. We evaluate a single generative model (Stable Diffusion v1.5); more recent models with higher fidelity may shift the saturation point. Our prompt engineering uses fixed templates without </w:t>
-      </w:r>
-      <w:proofErr w:type="spellStart"/>
-      <w:r>
-        <w:rPr>
-          <w:lang w:val="en-US"/>
-        </w:rPr>
-        <w:t>optimisation</w:t>
-      </w:r>
-      <w:proofErr w:type="spellEnd"/>
-      <w:r>
-        <w:rPr>
-          <w:lang w:val="en-US"/>
-        </w:rPr>
-        <w:t>; adaptive prompting could improve synthetic quality. The 5% data regime is extreme; results may differ at 10% or 20% retention. We do not evaluate prompt tuning, retrieval-augmented generation, or diffusion-based methods that condition directly on real images rather than text. Finally, our predicted-utility allocator uses basic class-level features; richer representations of class difficulty could improve allocation effectiveness.</w:t>
-      </w:r>
-    </w:p>
-    <w:p>
-      <w:pPr>
-        <w:pStyle w:val="Heading1"/>
-      </w:pPr>
-      <w:r>
-        <w:t>Conclusion</w:t>
-      </w:r>
-    </w:p>
-    <w:p>
-      <w:pPr>
-        <w:pStyle w:val="BodyText"/>
-        <w:rPr>
-          <w:lang w:val="en-US"/>
-        </w:rPr>
-      </w:pPr>
-      <w:r>
-        <w:rPr>
-          <w:lang w:val="en-US"/>
-        </w:rPr>
-        <w:t>We have conducted a controlled multi-axis evaluation of diffusion-based synthetic data augmentation for low-data image classification on Tiny ImageNet. Our findings establish three principal conclusions. First, synthetic augmentation follows a dose-response curve with clear diminishing returns: a modest 5x budget produces the largest accuracy gain (2.21pp), while higher budgets (10x, 15x) yield no additional improvement (Fig. 2). Second, at saturation budget levels, adaptive allocation policies (hard-class, uncertainty, predicted-utility) do not meaningfully outperform uniform allocation, because the marginal value of synthetic data is uniformly low when the synthetic pool's diversity has been exhausted (Fig. 3). Third, synthetic augmentation improves model calibration and feature representation quality even when Top-1 accuracy gains are modest, as evidenced by reduced ECE, higher effective rank, and improved linear probe accuracy (Fig. 6, Fig. 8)</w:t>
-      </w:r>
-      <w:r>
-        <w:rPr>
-          <w:lang w:val="en-US"/>
-        </w:rPr>
+        <w:t xml:space="preserve">G. Koh, </w:t>
+      </w:r>
+      <w:r>
+        <w:t>et al.</w:t>
+      </w:r>
+      <w:r>
+        <w:t>, “Synthetic data augmentation using pre-trained diffusion models for long-tailed food image classification,” in Proc. IEEE/CVF Conf. Comput. Vis. Pattern Recognit. Workshops (CVPRW), 2025.</w:t>
+      </w:r>
+    </w:p>
+    <w:p>
+      <w:pPr>
+        <w:pStyle w:val="references"/>
+      </w:pPr>
+      <w:r>
+        <w:t xml:space="preserve">B. Trabucco, </w:t>
+      </w:r>
+      <w:r>
+        <w:t>et al.</w:t>
+      </w:r>
+      <w:r>
+        <w:t>, “Effective data augmentation with diffusion models,” in Proc. Int. Conf. Learn. Representations (ICLR), 2024.</w:t>
+      </w:r>
+    </w:p>
+    <w:p>
+      <w:pPr>
+        <w:pStyle w:val="references"/>
+      </w:pPr>
+      <w:r>
+        <w:t xml:space="preserve">J. M. Kim, </w:t>
+      </w:r>
+      <w:r>
+        <w:t>et al.</w:t>
+      </w:r>
+      <w:r>
+        <w:t>, “DataDream: Few-shot guided dataset generation,” in Proc. Eur. Conf. Comput. Vis. (ECCV), 2024.</w:t>
+      </w:r>
+    </w:p>
+    <w:p>
+      <w:pPr>
+        <w:pStyle w:val="references"/>
+      </w:pPr>
+      <w:r>
+        <w:t xml:space="preserve">V. G. Turrisi da Costa, </w:t>
+      </w:r>
+      <w:r>
+        <w:t>et al.</w:t>
+      </w:r>
+      <w:r>
+        <w:t>, “Diversified in-domain synthesis with efficient fine-tuning for few-shot classification,” arXiv preprint arXiv:2312.03046, 2023.</w:t>
+      </w:r>
+    </w:p>
+    <w:p>
+      <w:pPr>
+        <w:pStyle w:val="references"/>
+      </w:pPr>
+      <w:r>
+        <w:t xml:space="preserve">L. Boudier, </w:t>
+      </w:r>
+      <w:r>
+        <w:t>et al.</w:t>
+      </w:r>
+      <w:r>
+        <w:t>, “Training-free synthetic data generation with dual IP-Adapter guidance,” in Proc. Brit. Mach. Vis. Conf. (BMVC), 2025.</w:t>
+      </w:r>
+    </w:p>
+    <w:p>
+      <w:pPr>
+        <w:pStyle w:val="references"/>
+      </w:pPr>
+      <w:r>
+        <w:t xml:space="preserve">M. B. Sariyildiz, </w:t>
+      </w:r>
+      <w:r>
+        <w:t>et al.</w:t>
+      </w:r>
+      <w:r>
+        <w:t>, “Fake it till you make it: Learning transferable representations from synthetic ImageNet clones,” in Proc. IEEE/CVF Conf. Comput. Vis. Pattern Recognit. (CVPR), 2023.</w:t>
+      </w:r>
+    </w:p>
+    <w:p>
+      <w:pPr>
+        <w:pStyle w:val="references"/>
+      </w:pPr>
+      <w:r>
+        <w:t xml:space="preserve">R. A. Bafghi, </w:t>
+      </w:r>
+      <w:r>
+        <w:t>et al.</w:t>
+      </w:r>
+      <w:r>
+        <w:t>, “MixDiff: Mixing natural and synthetic images for robust self-supervised representations,” in Proc. IEEE/CVF Winter Conf. Appl. Comput. Vis. (WACV), 2025.</w:t>
+      </w:r>
+    </w:p>
+    <w:p>
+      <w:pPr>
+        <w:pStyle w:val="references"/>
+      </w:pPr>
+      <w:r>
+        <w:t>H. Bansal and A. Grover, “Leaving reality to imagination: Robust classification via generated datasets,” arXiv preprint arXiv:2302.02503, 2023.</w:t>
+      </w:r>
+    </w:p>
+    <w:p>
+      <w:pPr>
+        <w:pStyle w:val="references"/>
+      </w:pPr>
+      <w:r>
+        <w:t xml:space="preserve">L. Dunlap, </w:t>
+      </w:r>
+      <w:r>
+        <w:t>et al.</w:t>
+      </w:r>
+      <w:r>
+        <w:t>, “Diversify your vision datasets with automatic diffusion-based augmentation,” in Adv. Neural Inf. Process. Syst. (NeurIPS), 2023.</w:t>
+      </w:r>
+    </w:p>
+    <w:p>
+      <w:pPr>
+        <w:pStyle w:val="references"/>
+      </w:pPr>
+      <w:r>
+        <w:t>J. Shao, K. Zhu, H. Zhang, and J. Wu, “DiffuLT: Diffusion for long-tail recognition without external knowledge,” in Adv. Neural Inf. Process. Syst. (NeurIPS), 2024.</w:t>
+      </w:r>
+    </w:p>
+    <w:p>
+      <w:pPr>
+        <w:pStyle w:val="references"/>
+      </w:pPr>
+      <w:r>
+        <w:t>Y. Liang, S. Bhardwaj, and T. Zhou, “Diffusion curriculum: Synthetic-to-real data curriculum via image-guided diffusion,” arXiv preprint arXiv:2410.13674, 2024.</w:t>
+      </w:r>
+    </w:p>
+    <w:p>
+      <w:pPr>
+        <w:pStyle w:val="references"/>
+      </w:pPr>
+      <w:r>
+        <w:t xml:space="preserve">D. Nguyen, </w:t>
+      </w:r>
+      <w:r>
+        <w:t>et al.</w:t>
+      </w:r>
+      <w:r>
+        <w:t>, “Do we need all the synthetic data? Targeted image augmentation via diffusion models,” arXiv preprint arXiv:2505.21574, 2025.</w:t>
+      </w:r>
+    </w:p>
+    <w:p>
+      <w:pPr>
+        <w:pStyle w:val="references"/>
+      </w:pPr>
+      <w:r>
+        <w:t>J</w:t>
+      </w:r>
+      <w:r>
         <w:t>.</w:t>
       </w:r>
-    </w:p>
-    <w:p>
-      <w:pPr>
-        <w:pStyle w:val="BodyText"/>
-        <w:rPr>
-          <w:lang w:val="en-US"/>
-        </w:rPr>
-      </w:pPr>
-      <w:r>
-        <w:rPr>
-          <w:lang w:val="en-US"/>
-        </w:rPr>
-        <w:t xml:space="preserve">These results reframe the synthetic augmentation question from "Does synthetic data help?" to "How much synthetic data helps, and under what conditions?" The answer, at least for text-conditioned diffusion models at 64x64 resolution in a 5% data regime, is: a little </w:t>
-      </w:r>
-      <w:proofErr w:type="gramStart"/>
-      <w:r>
-        <w:rPr>
-          <w:lang w:val="en-US"/>
-        </w:rPr>
-        <w:t>helps</w:t>
-      </w:r>
-      <w:proofErr w:type="gramEnd"/>
-      <w:r>
-        <w:rPr>
-          <w:lang w:val="en-US"/>
-        </w:rPr>
-        <w:t xml:space="preserve">, more does not, and the ceiling gap remains substantial. Proving this limitation is as valuable as achieving a new high score, as it provides practitioners with </w:t>
-      </w:r>
-      <w:r>
-        <w:rPr>
-          <w:lang w:val="en-US"/>
-        </w:rPr>
-        <w:t>actionable guidance on when and how much to invest in synthetic data generation.</w:t>
-      </w:r>
-    </w:p>
-    <w:p>
-      <w:pPr>
-        <w:pStyle w:val="BodyText"/>
-        <w:rPr>
-          <w:lang w:val="en-US"/>
-        </w:rPr>
-      </w:pPr>
-      <w:r>
-        <w:rPr>
-          <w:lang w:val="en-US"/>
-        </w:rPr>
-        <w:t xml:space="preserve">Future work should investigate whether higher-fidelity generative models, adaptive prompting strategies, or image-conditioned synthesis can push the saturation point further. Testing adaptive allocation at lower synthetic budgets (where we </w:t>
-      </w:r>
-      <w:proofErr w:type="spellStart"/>
-      <w:r>
-        <w:rPr>
-          <w:lang w:val="en-US"/>
-        </w:rPr>
-        <w:t>hypothesise</w:t>
-      </w:r>
-      <w:proofErr w:type="spellEnd"/>
-      <w:r>
-        <w:rPr>
-          <w:lang w:val="en-US"/>
-        </w:rPr>
-        <w:t xml:space="preserve"> it would be more effective) and extending the study to additional datasets (CIFAR-100, </w:t>
-      </w:r>
-      <w:proofErr w:type="spellStart"/>
-      <w:r>
-        <w:rPr>
-          <w:lang w:val="en-US"/>
-        </w:rPr>
-        <w:t>specialised</w:t>
-      </w:r>
-      <w:proofErr w:type="spellEnd"/>
-      <w:r>
-        <w:rPr>
-          <w:lang w:val="en-US"/>
-        </w:rPr>
-        <w:t xml:space="preserve"> domains) would strengthen the </w:t>
-      </w:r>
-      <w:proofErr w:type="spellStart"/>
-      <w:r>
-        <w:rPr>
-          <w:lang w:val="en-US"/>
-        </w:rPr>
-        <w:t>generalisability</w:t>
-      </w:r>
-      <w:proofErr w:type="spellEnd"/>
-      <w:r>
-        <w:rPr>
-          <w:lang w:val="en-US"/>
-        </w:rPr>
-        <w:t xml:space="preserve"> of our conclusions.</w:t>
-      </w:r>
-    </w:p>
-    <w:p>
-      <w:pPr>
-        <w:pStyle w:val="Heading5"/>
-      </w:pPr>
-      <w:r>
-        <w:t>References</w:t>
+      <w:r>
+        <w:t xml:space="preserve"> Kim, E</w:t>
+      </w:r>
+      <w:r>
+        <w:t>.</w:t>
+      </w:r>
+      <w:r>
+        <w:t xml:space="preserve"> Esmaeili,</w:t>
+      </w:r>
+      <w:r>
+        <w:t xml:space="preserve"> and</w:t>
+      </w:r>
+      <w:r>
+        <w:t xml:space="preserve"> Q</w:t>
+      </w:r>
+      <w:r>
+        <w:t>.</w:t>
+      </w:r>
+      <w:r>
+        <w:t xml:space="preserve"> Qiu</w:t>
+      </w:r>
+      <w:r>
+        <w:t>, “Generate what matters: Steering diffusion models for targeted data generation to improve classification,” in Proc. Int. Conf. Learn. Representations (ICLR) Submission, 2026.</w:t>
       </w:r>
     </w:p>
     <w:p>
@@ -5695,120 +6767,66 @@
         <w:pStyle w:val="references"/>
       </w:pPr>
       <w:r>
-        <w:t>M</w:t>
-      </w:r>
-      <w:r>
-        <w:t>. Wortsman</w:t>
-      </w:r>
-      <w:r>
-        <w:t>,</w:t>
-      </w:r>
-      <w:r>
-        <w:t xml:space="preserve"> et al.</w:t>
-      </w:r>
-      <w:r>
-        <w:t>, “</w:t>
-      </w:r>
-      <w:r>
-        <w:t xml:space="preserve">Robust </w:t>
-      </w:r>
-      <w:r>
-        <w:t>f</w:t>
-      </w:r>
-      <w:r>
-        <w:t>ine-</w:t>
-      </w:r>
-      <w:r>
-        <w:t>t</w:t>
-      </w:r>
-      <w:r>
-        <w:t xml:space="preserve">uning of </w:t>
-      </w:r>
-      <w:r>
-        <w:t>z</w:t>
-      </w:r>
-      <w:r>
-        <w:t>ero-</w:t>
-      </w:r>
-      <w:r>
-        <w:t>s</w:t>
-      </w:r>
-      <w:r>
-        <w:t xml:space="preserve">hot </w:t>
-      </w:r>
-      <w:r>
-        <w:t>mo</w:t>
-      </w:r>
-      <w:r>
-        <w:t>dels</w:t>
-      </w:r>
-      <w:r>
-        <w:t>,” in</w:t>
-      </w:r>
-      <w:r>
-        <w:t xml:space="preserve"> IEEE/CVF Conference on Computer Vision and Pattern Recognition (CVPR), 2022</w:t>
+        <w:t xml:space="preserve">R. He, </w:t>
+      </w:r>
+      <w:r>
+        <w:t>et al.</w:t>
+      </w:r>
+      <w:r>
+        <w:t>, “Is synthetic data from generative models ready for image recognition?” in Proc. Int. Conf. Learn. Representations (ICLR), 2023.</w:t>
+      </w:r>
+    </w:p>
+    <w:p>
+      <w:pPr>
+        <w:pStyle w:val="references"/>
+      </w:pPr>
+      <w:r>
+        <w:t xml:space="preserve">L. Hennicke, </w:t>
+      </w:r>
+      <w:r>
+        <w:t>et al.</w:t>
+      </w:r>
+      <w:r>
+        <w:t>, “Mind the gap between synthetic and real: Utilizing transfer learning to probe the boundaries of Stable Diffusion generated data,” arXiv preprint arXiv:2405.03243, 2024.</w:t>
+      </w:r>
+    </w:p>
+    <w:p>
+      <w:pPr>
+        <w:pStyle w:val="references"/>
+      </w:pPr>
+      <w:r>
+        <w:t xml:space="preserve">K. Adamkiewicz, </w:t>
+      </w:r>
+      <w:r>
+        <w:t>et al.</w:t>
+      </w:r>
+      <w:r>
+        <w:t>, “When pretty isn’t useful: Investigating why modern text-to-image models fail as reliable training data generators,” arXiv preprint arXiv:2602.19946, 2026.</w:t>
+      </w:r>
+    </w:p>
+    <w:p>
+      <w:pPr>
+        <w:pStyle w:val="references"/>
+      </w:pPr>
+      <w:r>
+        <w:t xml:space="preserve">E. D. Cubuk, </w:t>
+      </w:r>
+      <w:r>
+        <w:t>et al</w:t>
       </w:r>
       <w:r>
         <w:t>.</w:t>
       </w:r>
+      <w:r>
+        <w:t>, “RandAugment: Practical automated data augmentation with a reduced search space,” in Proc. IEEE/CVF Conf. Comput. Vis. Pattern Recognit. Workshops (CVPRW), 2020.</w:t>
+      </w:r>
     </w:p>
     <w:p>
       <w:pPr>
         <w:pStyle w:val="references"/>
       </w:pPr>
       <w:r>
-        <w:t>J. Ho</w:t>
-      </w:r>
-      <w:r>
-        <w:t>, A. N. Jain, and P. Abbeel</w:t>
-      </w:r>
-      <w:r>
-        <w:t>,</w:t>
-      </w:r>
-      <w:r>
-        <w:t xml:space="preserve"> </w:t>
-      </w:r>
-      <w:r>
-        <w:t>“</w:t>
-      </w:r>
-      <w:r>
-        <w:t xml:space="preserve">Denoising </w:t>
-      </w:r>
-      <w:r>
-        <w:t>d</w:t>
-      </w:r>
-      <w:r>
-        <w:t xml:space="preserve">iffusion </w:t>
-      </w:r>
-      <w:r>
-        <w:t>p</w:t>
-      </w:r>
-      <w:r>
-        <w:t xml:space="preserve">robabilistic </w:t>
-      </w:r>
-      <w:r>
-        <w:t>m</w:t>
-      </w:r>
-      <w:r>
-        <w:t>odels</w:t>
-      </w:r>
-      <w:r>
-        <w:t>,” in</w:t>
-      </w:r>
-      <w:r>
-        <w:t xml:space="preserve"> </w:t>
-      </w:r>
-      <w:r>
-        <w:t>NeurIPS</w:t>
-      </w:r>
-      <w:r>
-        <w:t>, 202</w:t>
-      </w:r>
-      <w:r>
-        <w:t>0</w:t>
-      </w:r>
-      <w:r>
-        <w:t>.</w:t>
+        <w:t>D. Hendrycks and T. Dietterich, “Benchmarking neural network robustness to common corruptions and perturbations,” in Proc. Int. Conf. Learn. Representations (ICLR), 2019.</w:t>
       </w:r>
     </w:p>
     <w:p>
@@ -5816,25 +6834,7 @@
         <w:pStyle w:val="references"/>
       </w:pPr>
       <w:r>
-        <w:t>R. Rombach, et al., “</w:t>
-      </w:r>
-      <w:r>
-        <w:t>High-resolution image synthesis with latent diffusion models</w:t>
-      </w:r>
-      <w:r>
-        <w:t xml:space="preserve">,” in </w:t>
-      </w:r>
-      <w:r>
-        <w:t>IEEE/CVF Conference on Computer Vision and Pattern Recognition (CVPR)</w:t>
-      </w:r>
-      <w:r>
-        <w:t>, 202</w:t>
-      </w:r>
-      <w:r>
-        <w:t>2</w:t>
-      </w:r>
-      <w:r>
-        <w:t>.</w:t>
+        <w:t>Y. Le and X. Yang, “Tiny ImageNet visual recognition challenge,” Stanford University, CS231N Course Project Report, 2015.</w:t>
       </w:r>
     </w:p>
     <w:p>
@@ -5842,67 +6842,7 @@
         <w:pStyle w:val="references"/>
       </w:pPr>
       <w:r>
-        <w:t>S</w:t>
-      </w:r>
-      <w:r>
-        <w:t>. Azizi,</w:t>
-      </w:r>
-      <w:r>
-        <w:t xml:space="preserve"> et al., “</w:t>
-      </w:r>
-      <w:r>
-        <w:t xml:space="preserve">Synthetic </w:t>
-      </w:r>
-      <w:r>
-        <w:t>d</w:t>
-      </w:r>
-      <w:r>
-        <w:t xml:space="preserve">ata from </w:t>
-      </w:r>
-      <w:r>
-        <w:t>d</w:t>
-      </w:r>
-      <w:r>
-        <w:t xml:space="preserve">iffusion </w:t>
-      </w:r>
-      <w:r>
-        <w:t>m</w:t>
-      </w:r>
-      <w:r>
-        <w:t xml:space="preserve">odels </w:t>
-      </w:r>
-      <w:r>
-        <w:t>i</w:t>
-      </w:r>
-      <w:r>
-        <w:t xml:space="preserve">mproves </w:t>
-      </w:r>
-      <w:r>
-        <w:t>i</w:t>
-      </w:r>
-      <w:r>
-        <w:t>mage</w:t>
-      </w:r>
-      <w:r>
-        <w:t>n</w:t>
-      </w:r>
-      <w:r>
-        <w:t xml:space="preserve">et </w:t>
-      </w:r>
-      <w:r>
-        <w:t>c</w:t>
-      </w:r>
-      <w:r>
-        <w:t>lassification</w:t>
-      </w:r>
-      <w:r>
-        <w:t xml:space="preserve">,” in </w:t>
-      </w:r>
-      <w:r>
-        <w:t>Transactions on Machine Learning Research, 2023</w:t>
-      </w:r>
-      <w:r>
-        <w:t>.</w:t>
+        <w:t>A. Krizhevsky, “Learning multiple layers of features from tiny images,” Univ. Toronto, Tech. Rep., 2009.</w:t>
       </w:r>
     </w:p>
     <w:p>
@@ -5910,97 +6850,35 @@
         <w:pStyle w:val="references"/>
       </w:pPr>
       <w:r>
-        <w:t xml:space="preserve">G. Koh, </w:t>
+        <w:t xml:space="preserve">L. Taylor and G. Nitschke, “Improving deep learning with generic data augmentation,” in Proc. IEEE Symp. </w:t>
+      </w:r>
+      <w:r>
+        <w:t xml:space="preserve">Ser. on </w:t>
+      </w:r>
+      <w:r>
+        <w:t>Comput. Intell., 2018.</w:t>
+      </w:r>
+    </w:p>
+    <w:p>
+      <w:pPr>
+        <w:pStyle w:val="references"/>
+      </w:pPr>
+      <w:r>
+        <w:t>C. Wang, “Calibration in deep learning: A survey of the state-of-the-art,” arXiv preprint arXiv:2308.01222, 2023</w:t>
+      </w:r>
+    </w:p>
+    <w:p>
+      <w:pPr>
+        <w:pStyle w:val="references"/>
+      </w:pPr>
+      <w:r>
+        <w:t xml:space="preserve">J. Hoffmann, </w:t>
       </w:r>
       <w:r>
         <w:t>et al.</w:t>
       </w:r>
       <w:r>
-        <w:t>, “</w:t>
-      </w:r>
-      <w:r>
-        <w:t xml:space="preserve">Synthetic </w:t>
-      </w:r>
-      <w:r>
-        <w:t>d</w:t>
-      </w:r>
-      <w:r>
-        <w:t xml:space="preserve">ata </w:t>
-      </w:r>
-      <w:r>
-        <w:t>a</w:t>
-      </w:r>
-      <w:r>
-        <w:t xml:space="preserve">ugmentation </w:t>
-      </w:r>
-      <w:r>
-        <w:t>u</w:t>
-      </w:r>
-      <w:r>
-        <w:t xml:space="preserve">sing </w:t>
-      </w:r>
-      <w:r>
-        <w:t>p</w:t>
-      </w:r>
-      <w:r>
-        <w:t xml:space="preserve">re-trained </w:t>
-      </w:r>
-      <w:r>
-        <w:t>d</w:t>
-      </w:r>
-      <w:r>
-        <w:t>iffusi</w:t>
-      </w:r>
-      <w:r>
-        <w:t>o</w:t>
-      </w:r>
-      <w:r>
-        <w:t xml:space="preserve">n </w:t>
-      </w:r>
-      <w:r>
-        <w:t>m</w:t>
-      </w:r>
-      <w:r>
-        <w:t xml:space="preserve">odels for </w:t>
-      </w:r>
-      <w:r>
-        <w:t>l</w:t>
-      </w:r>
-      <w:r>
-        <w:t>ong-</w:t>
-      </w:r>
-      <w:r>
-        <w:t>t</w:t>
-      </w:r>
-      <w:r>
-        <w:t xml:space="preserve">ailed </w:t>
-      </w:r>
-      <w:r>
-        <w:t>f</w:t>
-      </w:r>
-      <w:r>
-        <w:t xml:space="preserve">ood </w:t>
-      </w:r>
-      <w:r>
-        <w:t>i</w:t>
-      </w:r>
-      <w:r>
-        <w:t xml:space="preserve">mage </w:t>
-      </w:r>
-      <w:r>
-        <w:t>c</w:t>
-      </w:r>
-      <w:r>
-        <w:t>lassification</w:t>
-      </w:r>
-      <w:r>
-        <w:t>,” in</w:t>
-      </w:r>
-      <w:r>
-        <w:t xml:space="preserve"> IEEE/CVF Conference on Computer Vision and Pattern Recognition Workshops (CVPRW), 2025</w:t>
-      </w:r>
-      <w:r>
-        <w:t>.</w:t>
+        <w:t>, “Training Compute-Optimal Large Language Models,” Advances in Neural Information Processing Systems (NeurIPS), 2022.</w:t>
       </w:r>
     </w:p>
     <w:p>
@@ -6008,428 +6886,16 @@
         <w:pStyle w:val="references"/>
       </w:pPr>
       <w:r>
-        <w:t>B. Trabucco, et al.</w:t>
-      </w:r>
-      <w:r>
-        <w:t>, “</w:t>
-      </w:r>
-      <w:r>
-        <w:t xml:space="preserve">Effective </w:t>
-      </w:r>
-      <w:r>
-        <w:t>d</w:t>
-      </w:r>
-      <w:r>
-        <w:t xml:space="preserve">ata </w:t>
-      </w:r>
-      <w:r>
-        <w:t>a</w:t>
-      </w:r>
-      <w:r>
-        <w:t xml:space="preserve">ugmentation </w:t>
-      </w:r>
-      <w:r>
-        <w:t>w</w:t>
-      </w:r>
-      <w:r>
-        <w:t xml:space="preserve">ith </w:t>
-      </w:r>
-      <w:r>
-        <w:t>d</w:t>
-      </w:r>
-      <w:r>
-        <w:t xml:space="preserve">iffusion </w:t>
-      </w:r>
-      <w:r>
-        <w:t>m</w:t>
-      </w:r>
-      <w:r>
-        <w:t>odels</w:t>
-      </w:r>
-      <w:r>
-        <w:t>,</w:t>
-      </w:r>
-      <w:r>
-        <w:t>”</w:t>
-      </w:r>
-      <w:r>
-        <w:t xml:space="preserve"> </w:t>
-      </w:r>
-      <w:r>
-        <w:t>arXiv</w:t>
-      </w:r>
-      <w:r>
-        <w:t xml:space="preserve"> preprint,</w:t>
-      </w:r>
-      <w:r>
-        <w:t xml:space="preserve"> 2023.</w:t>
-      </w:r>
-    </w:p>
-    <w:p>
-      <w:pPr>
-        <w:pStyle w:val="references"/>
-      </w:pPr>
-      <w:r>
-        <w:t xml:space="preserve">R. A. Bafghi, </w:t>
+        <w:t>K</w:t>
+      </w:r>
+      <w:r>
+        <w:t xml:space="preserve">. Shmelkov, </w:t>
       </w:r>
       <w:r>
         <w:t>et al.</w:t>
       </w:r>
       <w:r>
-        <w:t>, “</w:t>
-      </w:r>
-      <w:r>
-        <w:t>Mix</w:t>
-      </w:r>
-      <w:r>
-        <w:t>d</w:t>
-      </w:r>
-      <w:r>
-        <w:t>iff:</w:t>
-      </w:r>
-      <w:r>
-        <w:t xml:space="preserve"> m</w:t>
-      </w:r>
-      <w:r>
-        <w:t xml:space="preserve">ixing </w:t>
-      </w:r>
-      <w:r>
-        <w:t>n</w:t>
-      </w:r>
-      <w:r>
-        <w:t xml:space="preserve">atural and </w:t>
-      </w:r>
-      <w:r>
-        <w:t>s</w:t>
-      </w:r>
-      <w:r>
-        <w:t xml:space="preserve">ynthetic </w:t>
-      </w:r>
-      <w:r>
-        <w:t>i</w:t>
-      </w:r>
-      <w:r>
-        <w:t xml:space="preserve">mages for </w:t>
-      </w:r>
-      <w:r>
-        <w:t>r</w:t>
-      </w:r>
-      <w:r>
-        <w:t xml:space="preserve">obust </w:t>
-      </w:r>
-      <w:r>
-        <w:t>s</w:t>
-      </w:r>
-      <w:r>
-        <w:t>elf-</w:t>
-      </w:r>
-      <w:r>
-        <w:t>s</w:t>
-      </w:r>
-      <w:r>
-        <w:t xml:space="preserve">upervised </w:t>
-      </w:r>
-      <w:r>
-        <w:t>r</w:t>
-      </w:r>
-      <w:r>
-        <w:t>epresentations</w:t>
-      </w:r>
-      <w:r>
-        <w:t>,”</w:t>
-      </w:r>
-      <w:r>
-        <w:t xml:space="preserve"> in </w:t>
-      </w:r>
-      <w:r>
-        <w:t>IEEE</w:t>
-      </w:r>
-      <w:r>
-        <w:t xml:space="preserve"> Workshop/Winter</w:t>
-      </w:r>
-      <w:r>
-        <w:t xml:space="preserve"> Conference on Applications of Computer Vision (WACV), 202</w:t>
-      </w:r>
-      <w:r>
-        <w:t>4</w:t>
-      </w:r>
-      <w:r>
-        <w:t>.</w:t>
-      </w:r>
-    </w:p>
-    <w:p>
-      <w:pPr>
-        <w:pStyle w:val="references"/>
-      </w:pPr>
-      <w:r>
-        <w:t>S</w:t>
-      </w:r>
-      <w:r>
-        <w:t>-</w:t>
-      </w:r>
-      <w:r>
-        <w:t>A Rebuffi</w:t>
-      </w:r>
-      <w:r>
-        <w:t>, et al.</w:t>
-      </w:r>
-      <w:r>
-        <w:t>, “</w:t>
-      </w:r>
-      <w:r>
-        <w:t xml:space="preserve">Data </w:t>
-      </w:r>
-      <w:r>
-        <w:t>a</w:t>
-      </w:r>
-      <w:r>
-        <w:t xml:space="preserve">ugmentation </w:t>
-      </w:r>
-      <w:r>
-        <w:t>c</w:t>
-      </w:r>
-      <w:r>
-        <w:t xml:space="preserve">an </w:t>
-      </w:r>
-      <w:r>
-        <w:t>i</w:t>
-      </w:r>
-      <w:r>
-        <w:t xml:space="preserve">mprove </w:t>
-      </w:r>
-      <w:r>
-        <w:t>r</w:t>
-      </w:r>
-      <w:r>
-        <w:t>obustness</w:t>
-      </w:r>
-      <w:r>
-        <w:t>,”</w:t>
-      </w:r>
-      <w:r>
-        <w:t xml:space="preserve"> in </w:t>
-      </w:r>
-      <w:r>
-        <w:t>NeurIPS</w:t>
-      </w:r>
-      <w:r>
-        <w:t>, 202</w:t>
-      </w:r>
-      <w:r>
-        <w:t>1</w:t>
-      </w:r>
-      <w:r>
-        <w:t>.</w:t>
-      </w:r>
-    </w:p>
-    <w:p>
-      <w:pPr>
-        <w:pStyle w:val="references"/>
-      </w:pPr>
-      <w:r>
-        <w:t>T. Cui</w:t>
-      </w:r>
-      <w:r>
-        <w:t xml:space="preserve">, </w:t>
-      </w:r>
-      <w:r>
-        <w:t>et al.</w:t>
-      </w:r>
-      <w:r>
-        <w:t>, “</w:t>
-      </w:r>
-      <w:r>
-        <w:t xml:space="preserve">Deconfounded </w:t>
-      </w:r>
-      <w:r>
-        <w:t>r</w:t>
-      </w:r>
-      <w:r>
-        <w:t xml:space="preserve">epresentation </w:t>
-      </w:r>
-      <w:r>
-        <w:t>s</w:t>
-      </w:r>
-      <w:r>
-        <w:t xml:space="preserve">imilarity for </w:t>
-      </w:r>
-      <w:r>
-        <w:t>c</w:t>
-      </w:r>
-      <w:r>
-        <w:t xml:space="preserve">omparison of </w:t>
-      </w:r>
-      <w:r>
-        <w:t>n</w:t>
-      </w:r>
-      <w:r>
-        <w:t xml:space="preserve">eural </w:t>
-      </w:r>
-      <w:r>
-        <w:t>n</w:t>
-      </w:r>
-      <w:r>
-        <w:t>etworks</w:t>
-      </w:r>
-      <w:r>
-        <w:t>,”</w:t>
-      </w:r>
-      <w:r>
-        <w:t xml:space="preserve"> in </w:t>
-      </w:r>
-      <w:r>
-        <w:t>NeurIPS</w:t>
-      </w:r>
-      <w:r>
-        <w:t>, 20</w:t>
-      </w:r>
-      <w:r>
-        <w:t>22</w:t>
-      </w:r>
-      <w:r>
-        <w:t>.</w:t>
-      </w:r>
-    </w:p>
-    <w:p>
-      <w:pPr>
-        <w:pStyle w:val="references"/>
-      </w:pPr>
-      <w:r>
-        <w:t xml:space="preserve">J. Deng, et al., </w:t>
-      </w:r>
-      <w:r>
-        <w:t>“</w:t>
-      </w:r>
-      <w:r>
-        <w:t>Image</w:t>
-      </w:r>
-      <w:r>
-        <w:t>n</w:t>
-      </w:r>
-      <w:r>
-        <w:t xml:space="preserve">et: </w:t>
-      </w:r>
-      <w:r>
-        <w:t>a</w:t>
-      </w:r>
-      <w:r>
-        <w:t xml:space="preserve"> </w:t>
-      </w:r>
-      <w:r>
-        <w:t>l</w:t>
-      </w:r>
-      <w:r>
-        <w:t>arge-scale hierarchical image database</w:t>
-      </w:r>
-      <w:r>
-        <w:t>,”</w:t>
-      </w:r>
-      <w:r>
-        <w:t xml:space="preserve"> in</w:t>
-      </w:r>
-      <w:r>
-        <w:t xml:space="preserve"> </w:t>
-      </w:r>
-      <w:r>
-        <w:t>IEEE/CVF Conference on Computer Vision and Pattern Recognition (CVPR)</w:t>
-      </w:r>
-      <w:r>
-        <w:t>, 20</w:t>
-      </w:r>
-      <w:r>
-        <w:t>09.</w:t>
-      </w:r>
-    </w:p>
-    <w:p>
-      <w:pPr>
-        <w:pStyle w:val="references"/>
-        <w:rPr>
-          <w:lang w:val="en-IN"/>
-        </w:rPr>
-      </w:pPr>
-      <w:r>
-        <w:t xml:space="preserve">C. Guo, et al., </w:t>
-      </w:r>
-      <w:r>
-        <w:t>“</w:t>
-      </w:r>
-      <w:r>
-        <w:rPr>
-          <w:lang w:val="en-IN"/>
-        </w:rPr>
-        <w:t xml:space="preserve">On </w:t>
-      </w:r>
-      <w:r>
-        <w:rPr>
-          <w:lang w:val="en-IN"/>
-        </w:rPr>
-        <w:t>c</w:t>
-      </w:r>
-      <w:r>
-        <w:rPr>
-          <w:lang w:val="en-IN"/>
-        </w:rPr>
-        <w:t xml:space="preserve">alibration of </w:t>
-      </w:r>
-      <w:r>
-        <w:rPr>
-          <w:lang w:val="en-IN"/>
-        </w:rPr>
-        <w:t>m</w:t>
-      </w:r>
-      <w:r>
-        <w:rPr>
-          <w:lang w:val="en-IN"/>
-        </w:rPr>
-        <w:t xml:space="preserve">odern </w:t>
-      </w:r>
-      <w:r>
-        <w:rPr>
-          <w:lang w:val="en-IN"/>
-        </w:rPr>
-        <w:t>n</w:t>
-      </w:r>
-      <w:r>
-        <w:rPr>
-          <w:lang w:val="en-IN"/>
-        </w:rPr>
-        <w:t xml:space="preserve">eural </w:t>
-      </w:r>
-      <w:r>
-        <w:rPr>
-          <w:lang w:val="en-IN"/>
-        </w:rPr>
-        <w:t>n</w:t>
-      </w:r>
-      <w:r>
-        <w:rPr>
-          <w:lang w:val="en-IN"/>
-        </w:rPr>
-        <w:t>etworks</w:t>
-      </w:r>
-      <w:r>
-        <w:t>,”</w:t>
-      </w:r>
-      <w:r>
-        <w:t xml:space="preserve"> in </w:t>
-      </w:r>
-      <w:r>
-        <w:t>International Conference of Machine Learning</w:t>
-      </w:r>
-      <w:r>
-        <w:t xml:space="preserve"> (ICML)</w:t>
-      </w:r>
-      <w:r>
-        <w:t>,</w:t>
-      </w:r>
-      <w:r>
-        <w:t xml:space="preserve"> 20</w:t>
-      </w:r>
-      <w:r>
-        <w:t>17</w:t>
-      </w:r>
-      <w:r>
-        <w:t>.</w:t>
+        <w:t>, “How Good is My GAN?,” European Conference on Computer Vision (ECCV), 2018.</w:t>
       </w:r>
     </w:p>
     <w:p>
@@ -6444,64 +6910,13 @@
         </w:sectPr>
       </w:pPr>
       <w:r>
-        <w:t>K. He</w:t>
-      </w:r>
-      <w:r>
-        <w:t xml:space="preserve">, </w:t>
+        <w:t xml:space="preserve">P. Alimisis, </w:t>
       </w:r>
       <w:r>
         <w:t>et al.</w:t>
       </w:r>
       <w:r>
-        <w:t>, “</w:t>
-      </w:r>
-      <w:r>
-        <w:t xml:space="preserve">Deep </w:t>
-      </w:r>
-      <w:r>
-        <w:t>r</w:t>
-      </w:r>
-      <w:r>
-        <w:t xml:space="preserve">esidual </w:t>
-      </w:r>
-      <w:r>
-        <w:t>l</w:t>
-      </w:r>
-      <w:r>
-        <w:t xml:space="preserve">earning for </w:t>
-      </w:r>
-      <w:r>
-        <w:t>i</w:t>
-      </w:r>
-      <w:r>
-        <w:t xml:space="preserve">mage </w:t>
-      </w:r>
-      <w:r>
-        <w:t>r</w:t>
-      </w:r>
-      <w:r>
-        <w:t>ecognition</w:t>
-      </w:r>
-      <w:r>
-        <w:t>,”</w:t>
-      </w:r>
-      <w:r>
-        <w:t xml:space="preserve"> </w:t>
-      </w:r>
-      <w:r>
-        <w:t xml:space="preserve">in </w:t>
-      </w:r>
-      <w:r>
-        <w:t>IEEE/CVF Conference on Computer Vision and Pattern Recognition (CVPR)</w:t>
-      </w:r>
-      <w:r>
-        <w:t>, 20</w:t>
-      </w:r>
-      <w:r>
-        <w:t>1</w:t>
-      </w:r>
-      <w:r>
-        <w:t>6.</w:t>
+        <w:t>, “Advances in diffusion models for image data augmentation: A review of methods, models, evaluation metrics, and future research directions,” Artif. Intell. Rev., 2025.</w:t>
       </w:r>
     </w:p>
     <w:p>
@@ -9377,7 +9792,6 @@
   <w:style w:type="character" w:default="1" w:styleId="DefaultParagraphFont">
     <w:name w:val="Default Paragraph Font"/>
     <w:uiPriority w:val="1"/>
-    <w:semiHidden/>
     <w:unhideWhenUsed/>
   </w:style>
   <w:style w:type="table" w:default="1" w:styleId="TableNormal">
